--- a/Executive Summary.docx
+++ b/Executive Summary.docx
@@ -744,32 +744,128 @@
         <w:rPr>
           <w:rFonts w:ascii="Times New Roman" w:hAnsi="Times New Roman" w:cs="Times New Roman"/>
         </w:rPr>
-        <w:t xml:space="preserve"> We define the current range [curL, curR].</w:t>
-      </w:r>
-      <w:r>
-        <w:rPr>
-          <w:rFonts w:ascii="Times New Roman" w:hAnsi="Times New Roman" w:cs="Times New Roman"/>
-        </w:rPr>
-        <w:t xml:space="preserve"> As we solve each query we increment curL and curR.</w:t>
-      </w:r>
-      <w:r>
-        <w:rPr>
-          <w:rFonts w:ascii="Times New Roman" w:hAnsi="Times New Roman" w:cs="Times New Roman"/>
-        </w:rPr>
-        <w:t xml:space="preserve"> When curL is incremented, the index that left the range (old </w:t>
+        <w:t xml:space="preserve"> We define the current range [cur</w:t>
+      </w:r>
+      <w:r>
+        <w:rPr>
+          <w:rFonts w:ascii="Times New Roman" w:hAnsi="Times New Roman" w:cs="Times New Roman"/>
+        </w:rPr>
+        <w:t>rent_left</w:t>
+      </w:r>
+      <w:r>
+        <w:rPr>
+          <w:rFonts w:ascii="Times New Roman" w:hAnsi="Times New Roman" w:cs="Times New Roman"/>
+        </w:rPr>
+        <w:t>, cur</w:t>
+      </w:r>
+      <w:r>
+        <w:rPr>
+          <w:rFonts w:ascii="Times New Roman" w:hAnsi="Times New Roman" w:cs="Times New Roman"/>
+        </w:rPr>
+        <w:t>rent_right</w:t>
+      </w:r>
+      <w:r>
+        <w:rPr>
+          <w:rFonts w:ascii="Times New Roman" w:hAnsi="Times New Roman" w:cs="Times New Roman"/>
+        </w:rPr>
+        <w:t>].</w:t>
+      </w:r>
+      <w:r>
+        <w:rPr>
+          <w:rFonts w:ascii="Times New Roman" w:hAnsi="Times New Roman" w:cs="Times New Roman"/>
+        </w:rPr>
+        <w:t xml:space="preserve"> As we solve each query we increment cur</w:t>
+      </w:r>
+      <w:r>
+        <w:rPr>
+          <w:rFonts w:ascii="Times New Roman" w:hAnsi="Times New Roman" w:cs="Times New Roman"/>
+        </w:rPr>
+        <w:t>rent_left</w:t>
+      </w:r>
+      <w:r>
+        <w:rPr>
+          <w:rFonts w:ascii="Times New Roman" w:hAnsi="Times New Roman" w:cs="Times New Roman"/>
+        </w:rPr>
+        <w:t xml:space="preserve"> and cur</w:t>
+      </w:r>
+      <w:r>
+        <w:rPr>
+          <w:rFonts w:ascii="Times New Roman" w:hAnsi="Times New Roman" w:cs="Times New Roman"/>
+        </w:rPr>
+        <w:t>rent_right</w:t>
+      </w:r>
+      <w:r>
+        <w:rPr>
+          <w:rFonts w:ascii="Times New Roman" w:hAnsi="Times New Roman" w:cs="Times New Roman"/>
+        </w:rPr>
+        <w:t>.</w:t>
+      </w:r>
+      <w:r>
+        <w:rPr>
+          <w:rFonts w:ascii="Times New Roman" w:hAnsi="Times New Roman" w:cs="Times New Roman"/>
+        </w:rPr>
+        <w:t xml:space="preserve"> When cur</w:t>
+      </w:r>
+      <w:r>
+        <w:rPr>
+          <w:rFonts w:ascii="Times New Roman" w:hAnsi="Times New Roman" w:cs="Times New Roman"/>
+        </w:rPr>
+        <w:t>rent_left</w:t>
+      </w:r>
+      <w:r>
+        <w:rPr>
+          <w:rFonts w:ascii="Times New Roman" w:hAnsi="Times New Roman" w:cs="Times New Roman"/>
+        </w:rPr>
+        <w:t xml:space="preserve"> is incremented, </w:t>
       </w:r>
       <w:r>
         <w:rPr>
           <w:rFonts w:ascii="Times New Roman" w:hAnsi="Times New Roman" w:cs="Times New Roman"/>
         </w:rPr>
         <w:lastRenderedPageBreak/>
-        <w:t>curL) is removed.</w:t>
-      </w:r>
-      <w:r>
-        <w:rPr>
-          <w:rFonts w:ascii="Times New Roman" w:hAnsi="Times New Roman" w:cs="Times New Roman"/>
-        </w:rPr>
-        <w:t xml:space="preserve"> When curR is incremented, the index that join the range (new curR) is added.</w:t>
+        <w:t>the index that left the range (old cur</w:t>
+      </w:r>
+      <w:r>
+        <w:rPr>
+          <w:rFonts w:ascii="Times New Roman" w:hAnsi="Times New Roman" w:cs="Times New Roman"/>
+        </w:rPr>
+        <w:t>rent_left</w:t>
+      </w:r>
+      <w:r>
+        <w:rPr>
+          <w:rFonts w:ascii="Times New Roman" w:hAnsi="Times New Roman" w:cs="Times New Roman"/>
+        </w:rPr>
+        <w:t>) is removed.</w:t>
+      </w:r>
+      <w:r>
+        <w:rPr>
+          <w:rFonts w:ascii="Times New Roman" w:hAnsi="Times New Roman" w:cs="Times New Roman"/>
+        </w:rPr>
+        <w:t xml:space="preserve"> When cur</w:t>
+      </w:r>
+      <w:r>
+        <w:rPr>
+          <w:rFonts w:ascii="Times New Roman" w:hAnsi="Times New Roman" w:cs="Times New Roman"/>
+        </w:rPr>
+        <w:t>rent_right</w:t>
+      </w:r>
+      <w:r>
+        <w:rPr>
+          <w:rFonts w:ascii="Times New Roman" w:hAnsi="Times New Roman" w:cs="Times New Roman"/>
+        </w:rPr>
+        <w:t xml:space="preserve"> is incremented, the index that join the range (new cur</w:t>
+      </w:r>
+      <w:r>
+        <w:rPr>
+          <w:rFonts w:ascii="Times New Roman" w:hAnsi="Times New Roman" w:cs="Times New Roman"/>
+        </w:rPr>
+        <w:t>rent_right</w:t>
+      </w:r>
+      <w:r>
+        <w:rPr>
+          <w:rFonts w:ascii="Times New Roman" w:hAnsi="Times New Roman" w:cs="Times New Roman"/>
+        </w:rPr>
+        <w:t>) is added.</w:t>
       </w:r>
       <w:r>
         <w:rPr>
@@ -981,41 +1077,65 @@
         <w:rPr>
           <w:rFonts w:ascii="Times New Roman" w:hAnsi="Times New Roman" w:cs="Times New Roman"/>
         </w:rPr>
-        <w:drawing>
-          <wp:inline distT="0" distB="0" distL="0" distR="0" wp14:anchorId="7AA6FFFB" wp14:editId="73B745A1">
-            <wp:extent cx="1200254" cy="743014"/>
-            <wp:effectExtent l="0" t="0" r="0" b="0"/>
-            <wp:docPr id="97925175" name="Picture 1"/>
-            <wp:cNvGraphicFramePr>
-              <a:graphicFrameLocks xmlns:a="http://schemas.openxmlformats.org/drawingml/2006/main" noChangeAspect="1"/>
-            </wp:cNvGraphicFramePr>
-            <a:graphic xmlns:a="http://schemas.openxmlformats.org/drawingml/2006/main">
-              <a:graphicData uri="http://schemas.openxmlformats.org/drawingml/2006/picture">
-                <pic:pic xmlns:pic="http://schemas.openxmlformats.org/drawingml/2006/picture">
-                  <pic:nvPicPr>
-                    <pic:cNvPr id="97925175" name=""/>
-                    <pic:cNvPicPr/>
-                  </pic:nvPicPr>
-                  <pic:blipFill>
-                    <a:blip r:embed="rId5"/>
-                    <a:stretch>
-                      <a:fillRect/>
-                    </a:stretch>
-                  </pic:blipFill>
-                  <pic:spPr>
-                    <a:xfrm>
-                      <a:off x="0" y="0"/>
-                      <a:ext cx="1200254" cy="743014"/>
-                    </a:xfrm>
-                    <a:prstGeom prst="rect">
-                      <a:avLst/>
-                    </a:prstGeom>
-                  </pic:spPr>
-                </pic:pic>
-              </a:graphicData>
-            </a:graphic>
-          </wp:inline>
-        </w:drawing>
+        <w:tab/>
+        <w:t>class Query:</w:t>
+      </w:r>
+      <w:r>
+        <w:rPr>
+          <w:rFonts w:ascii="Times New Roman" w:hAnsi="Times New Roman" w:cs="Times New Roman"/>
+        </w:rPr>
+        <w:br/>
+      </w:r>
+      <w:r>
+        <w:rPr>
+          <w:rFonts w:ascii="Times New Roman" w:hAnsi="Times New Roman" w:cs="Times New Roman"/>
+        </w:rPr>
+        <w:tab/>
+      </w:r>
+      <w:r>
+        <w:rPr>
+          <w:rFonts w:ascii="Times New Roman" w:hAnsi="Times New Roman" w:cs="Times New Roman"/>
+        </w:rPr>
+        <w:tab/>
+        <w:t>left: int</w:t>
+      </w:r>
+      <w:r>
+        <w:rPr>
+          <w:rFonts w:ascii="Times New Roman" w:hAnsi="Times New Roman" w:cs="Times New Roman"/>
+        </w:rPr>
+        <w:br/>
+      </w:r>
+      <w:r>
+        <w:rPr>
+          <w:rFonts w:ascii="Times New Roman" w:hAnsi="Times New Roman" w:cs="Times New Roman"/>
+        </w:rPr>
+        <w:tab/>
+      </w:r>
+      <w:r>
+        <w:rPr>
+          <w:rFonts w:ascii="Times New Roman" w:hAnsi="Times New Roman" w:cs="Times New Roman"/>
+        </w:rPr>
+        <w:tab/>
+        <w:t>right: int</w:t>
+      </w:r>
+      <w:r>
+        <w:rPr>
+          <w:rFonts w:ascii="Times New Roman" w:hAnsi="Times New Roman" w:cs="Times New Roman"/>
+        </w:rPr>
+        <w:br/>
+      </w:r>
+      <w:r>
+        <w:rPr>
+          <w:rFonts w:ascii="Times New Roman" w:hAnsi="Times New Roman" w:cs="Times New Roman"/>
+        </w:rPr>
+        <w:tab/>
+      </w:r>
+      <w:r>
+        <w:rPr>
+          <w:rFonts w:ascii="Times New Roman" w:hAnsi="Times New Roman" w:cs="Times New Roman"/>
+        </w:rPr>
+        <w:tab/>
+        <w:t>idx: int</w:t>
       </w:r>
     </w:p>
     <w:p>
@@ -1084,47 +1204,28 @@
       <w:pPr>
         <w:rPr>
           <w:rFonts w:ascii="Times New Roman" w:hAnsi="Times New Roman" w:cs="Times New Roman"/>
-        </w:rPr>
-      </w:pPr>
-      <w:r>
-        <w:rPr>
-          <w:rFonts w:ascii="Times New Roman" w:hAnsi="Times New Roman" w:cs="Times New Roman"/>
-        </w:rPr>
-        <w:drawing>
-          <wp:inline distT="0" distB="0" distL="0" distR="0" wp14:anchorId="6318DF2E" wp14:editId="4C36D57B">
-            <wp:extent cx="3132091" cy="217189"/>
-            <wp:effectExtent l="0" t="0" r="0" b="0"/>
-            <wp:docPr id="531354559" name="Picture 1"/>
-            <wp:cNvGraphicFramePr>
-              <a:graphicFrameLocks xmlns:a="http://schemas.openxmlformats.org/drawingml/2006/main" noChangeAspect="1"/>
-            </wp:cNvGraphicFramePr>
-            <a:graphic xmlns:a="http://schemas.openxmlformats.org/drawingml/2006/main">
-              <a:graphicData uri="http://schemas.openxmlformats.org/drawingml/2006/picture">
-                <pic:pic xmlns:pic="http://schemas.openxmlformats.org/drawingml/2006/picture">
-                  <pic:nvPicPr>
-                    <pic:cNvPr id="531354559" name=""/>
-                    <pic:cNvPicPr/>
-                  </pic:nvPicPr>
-                  <pic:blipFill>
-                    <a:blip r:embed="rId6"/>
-                    <a:stretch>
-                      <a:fillRect/>
-                    </a:stretch>
-                  </pic:blipFill>
-                  <pic:spPr>
-                    <a:xfrm>
-                      <a:off x="0" y="0"/>
-                      <a:ext cx="3132091" cy="217189"/>
-                    </a:xfrm>
-                    <a:prstGeom prst="rect">
-                      <a:avLst/>
-                    </a:prstGeom>
-                  </pic:spPr>
-                </pic:pic>
-              </a:graphicData>
-            </a:graphic>
-          </wp:inline>
-        </w:drawing>
+          <w:lang w:val="fr-FR"/>
+        </w:rPr>
+      </w:pPr>
+      <w:r>
+        <w:rPr>
+          <w:rFonts w:ascii="Times New Roman" w:hAnsi="Times New Roman" w:cs="Times New Roman"/>
+        </w:rPr>
+        <w:tab/>
+      </w:r>
+      <w:r>
+        <w:rPr>
+          <w:rFonts w:ascii="Times New Roman" w:hAnsi="Times New Roman" w:cs="Times New Roman"/>
+          <w:lang w:val="fr-FR"/>
+        </w:rPr>
+        <w:t>sqrt_n = int(math.ceil(math.sqrt(len(</w:t>
+      </w:r>
+      <w:r>
+        <w:rPr>
+          <w:rFonts w:ascii="Times New Roman" w:hAnsi="Times New Roman" w:cs="Times New Roman"/>
+          <w:lang w:val="fr-FR"/>
+        </w:rPr>
+        <w:t>array))))</w:t>
       </w:r>
     </w:p>
     <w:p>
@@ -1150,88 +1251,74 @@
         <w:rPr>
           <w:rFonts w:ascii="Times New Roman" w:hAnsi="Times New Roman" w:cs="Times New Roman"/>
         </w:rPr>
-        <w:drawing>
-          <wp:inline distT="0" distB="0" distL="0" distR="0" wp14:anchorId="26470C31" wp14:editId="0EAB6841">
-            <wp:extent cx="3715072" cy="990686"/>
-            <wp:effectExtent l="0" t="0" r="0" b="0"/>
-            <wp:docPr id="549819716" name="Picture 1"/>
-            <wp:cNvGraphicFramePr>
-              <a:graphicFrameLocks xmlns:a="http://schemas.openxmlformats.org/drawingml/2006/main" noChangeAspect="1"/>
-            </wp:cNvGraphicFramePr>
-            <a:graphic xmlns:a="http://schemas.openxmlformats.org/drawingml/2006/main">
-              <a:graphicData uri="http://schemas.openxmlformats.org/drawingml/2006/picture">
-                <pic:pic xmlns:pic="http://schemas.openxmlformats.org/drawingml/2006/picture">
-                  <pic:nvPicPr>
-                    <pic:cNvPr id="549819716" name=""/>
-                    <pic:cNvPicPr/>
-                  </pic:nvPicPr>
-                  <pic:blipFill>
-                    <a:blip r:embed="rId7"/>
-                    <a:stretch>
-                      <a:fillRect/>
-                    </a:stretch>
-                  </pic:blipFill>
-                  <pic:spPr>
-                    <a:xfrm>
-                      <a:off x="0" y="0"/>
-                      <a:ext cx="3715072" cy="990686"/>
-                    </a:xfrm>
-                    <a:prstGeom prst="rect">
-                      <a:avLst/>
-                    </a:prstGeom>
-                  </pic:spPr>
-                </pic:pic>
-              </a:graphicData>
-            </a:graphic>
-          </wp:inline>
-        </w:drawing>
-      </w:r>
-    </w:p>
-    <w:p>
-      <w:pPr>
-        <w:rPr>
-          <w:rFonts w:ascii="Times New Roman" w:hAnsi="Times New Roman" w:cs="Times New Roman"/>
-        </w:rPr>
-      </w:pPr>
-      <w:r>
-        <w:rPr>
-          <w:rFonts w:ascii="Times New Roman" w:hAnsi="Times New Roman" w:cs="Times New Roman"/>
-        </w:rPr>
-        <w:drawing>
-          <wp:inline distT="0" distB="0" distL="0" distR="0" wp14:anchorId="11DC58CE" wp14:editId="4D479ACC">
-            <wp:extent cx="3486452" cy="236240"/>
-            <wp:effectExtent l="0" t="0" r="0" b="0"/>
-            <wp:docPr id="943936390" name="Picture 1"/>
-            <wp:cNvGraphicFramePr>
-              <a:graphicFrameLocks xmlns:a="http://schemas.openxmlformats.org/drawingml/2006/main" noChangeAspect="1"/>
-            </wp:cNvGraphicFramePr>
-            <a:graphic xmlns:a="http://schemas.openxmlformats.org/drawingml/2006/main">
-              <a:graphicData uri="http://schemas.openxmlformats.org/drawingml/2006/picture">
-                <pic:pic xmlns:pic="http://schemas.openxmlformats.org/drawingml/2006/picture">
-                  <pic:nvPicPr>
-                    <pic:cNvPr id="943936390" name=""/>
-                    <pic:cNvPicPr/>
-                  </pic:nvPicPr>
-                  <pic:blipFill>
-                    <a:blip r:embed="rId8"/>
-                    <a:stretch>
-                      <a:fillRect/>
-                    </a:stretch>
-                  </pic:blipFill>
-                  <pic:spPr>
-                    <a:xfrm>
-                      <a:off x="0" y="0"/>
-                      <a:ext cx="3486452" cy="236240"/>
-                    </a:xfrm>
-                    <a:prstGeom prst="rect">
-                      <a:avLst/>
-                    </a:prstGeom>
-                  </pic:spPr>
-                </pic:pic>
-              </a:graphicData>
-            </a:graphic>
-          </wp:inline>
-        </w:drawing>
+        <w:tab/>
+        <w:t>query_blocks = [[] for _ in range(sqrt_n)]</w:t>
+      </w:r>
+      <w:r>
+        <w:rPr>
+          <w:rFonts w:ascii="Times New Roman" w:hAnsi="Times New Roman" w:cs="Times New Roman"/>
+        </w:rPr>
+        <w:br/>
+      </w:r>
+      <w:r>
+        <w:rPr>
+          <w:rFonts w:ascii="Times New Roman" w:hAnsi="Times New Roman" w:cs="Times New Roman"/>
+        </w:rPr>
+        <w:tab/>
+        <w:t>for I in range(num_queries):</w:t>
+      </w:r>
+      <w:r>
+        <w:rPr>
+          <w:rFonts w:ascii="Times New Roman" w:hAnsi="Times New Roman" w:cs="Times New Roman"/>
+        </w:rPr>
+        <w:br/>
+      </w:r>
+      <w:r>
+        <w:rPr>
+          <w:rFonts w:ascii="Times New Roman" w:hAnsi="Times New Roman" w:cs="Times New Roman"/>
+        </w:rPr>
+        <w:tab/>
+      </w:r>
+      <w:r>
+        <w:rPr>
+          <w:rFonts w:ascii="Times New Roman" w:hAnsi="Times New Roman" w:cs="Times New Roman"/>
+        </w:rPr>
+        <w:tab/>
+        <w:t>left, right = [int(x) for x in input().split(“ “)]</w:t>
+      </w:r>
+      <w:r>
+        <w:rPr>
+          <w:rFonts w:ascii="Times New Roman" w:hAnsi="Times New Roman" w:cs="Times New Roman"/>
+        </w:rPr>
+        <w:br/>
+      </w:r>
+      <w:r>
+        <w:rPr>
+          <w:rFonts w:ascii="Times New Roman" w:hAnsi="Times New Roman" w:cs="Times New Roman"/>
+        </w:rPr>
+        <w:tab/>
+      </w:r>
+      <w:r>
+        <w:rPr>
+          <w:rFonts w:ascii="Times New Roman" w:hAnsi="Times New Roman" w:cs="Times New Roman"/>
+        </w:rPr>
+        <w:tab/>
+        <w:t>query_blocks[left//sqrt_n].append(Query(left,right,i))</w:t>
+      </w:r>
+    </w:p>
+    <w:p>
+      <w:pPr>
+        <w:rPr>
+          <w:rFonts w:ascii="Times New Roman" w:hAnsi="Times New Roman" w:cs="Times New Roman"/>
+        </w:rPr>
+      </w:pPr>
+      <w:r>
+        <w:rPr>
+          <w:rFonts w:ascii="Times New Roman" w:hAnsi="Times New Roman" w:cs="Times New Roman"/>
+          <w:noProof/>
+        </w:rPr>
+        <w:tab/>
+        <w:t>sorted_queries = sorted(queries, key=lambda x: x.right)</w:t>
       </w:r>
     </w:p>
     <w:p>
@@ -1296,41 +1383,296 @@
         <w:rPr>
           <w:rFonts w:ascii="Times New Roman" w:hAnsi="Times New Roman" w:cs="Times New Roman"/>
         </w:rPr>
-        <w:drawing>
-          <wp:inline distT="0" distB="0" distL="0" distR="0" wp14:anchorId="31831F55" wp14:editId="0E55C2A5">
-            <wp:extent cx="2427180" cy="3448349"/>
-            <wp:effectExtent l="0" t="0" r="0" b="0"/>
-            <wp:docPr id="757536736" name="Picture 1"/>
-            <wp:cNvGraphicFramePr>
-              <a:graphicFrameLocks xmlns:a="http://schemas.openxmlformats.org/drawingml/2006/main" noChangeAspect="1"/>
-            </wp:cNvGraphicFramePr>
-            <a:graphic xmlns:a="http://schemas.openxmlformats.org/drawingml/2006/main">
-              <a:graphicData uri="http://schemas.openxmlformats.org/drawingml/2006/picture">
-                <pic:pic xmlns:pic="http://schemas.openxmlformats.org/drawingml/2006/picture">
-                  <pic:nvPicPr>
-                    <pic:cNvPr id="757536736" name=""/>
-                    <pic:cNvPicPr/>
-                  </pic:nvPicPr>
-                  <pic:blipFill>
-                    <a:blip r:embed="rId9"/>
-                    <a:stretch>
-                      <a:fillRect/>
-                    </a:stretch>
-                  </pic:blipFill>
-                  <pic:spPr>
-                    <a:xfrm>
-                      <a:off x="0" y="0"/>
-                      <a:ext cx="2427180" cy="3448349"/>
-                    </a:xfrm>
-                    <a:prstGeom prst="rect">
-                      <a:avLst/>
-                    </a:prstGeom>
-                  </pic:spPr>
-                </pic:pic>
-              </a:graphicData>
-            </a:graphic>
-          </wp:inline>
-        </w:drawing>
+        <w:tab/>
+      </w:r>
+      <w:r>
+        <w:rPr>
+          <w:rFonts w:ascii="Times New Roman" w:hAnsi="Times New Roman" w:cs="Times New Roman"/>
+        </w:rPr>
+        <w:t>for query in sorted_queries:</w:t>
+      </w:r>
+      <w:r>
+        <w:rPr>
+          <w:rFonts w:ascii="Times New Roman" w:hAnsi="Times New Roman" w:cs="Times New Roman"/>
+        </w:rPr>
+        <w:br/>
+      </w:r>
+      <w:r>
+        <w:rPr>
+          <w:rFonts w:ascii="Times New Roman" w:hAnsi="Times New Roman" w:cs="Times New Roman"/>
+        </w:rPr>
+        <w:tab/>
+      </w:r>
+      <w:r>
+        <w:rPr>
+          <w:rFonts w:ascii="Times New Roman" w:hAnsi="Times New Roman" w:cs="Times New Roman"/>
+        </w:rPr>
+        <w:tab/>
+        <w:t>while current_left &gt; query.left:</w:t>
+      </w:r>
+      <w:r>
+        <w:rPr>
+          <w:rFonts w:ascii="Times New Roman" w:hAnsi="Times New Roman" w:cs="Times New Roman"/>
+        </w:rPr>
+        <w:br/>
+      </w:r>
+      <w:r>
+        <w:rPr>
+          <w:rFonts w:ascii="Times New Roman" w:hAnsi="Times New Roman" w:cs="Times New Roman"/>
+        </w:rPr>
+        <w:tab/>
+      </w:r>
+      <w:r>
+        <w:rPr>
+          <w:rFonts w:ascii="Times New Roman" w:hAnsi="Times New Roman" w:cs="Times New Roman"/>
+        </w:rPr>
+        <w:tab/>
+      </w:r>
+      <w:r>
+        <w:rPr>
+          <w:rFonts w:ascii="Times New Roman" w:hAnsi="Times New Roman" w:cs="Times New Roman"/>
+        </w:rPr>
+        <w:tab/>
+        <w:t>current_left-=1</w:t>
+      </w:r>
+      <w:r>
+        <w:rPr>
+          <w:rFonts w:ascii="Times New Roman" w:hAnsi="Times New Roman" w:cs="Times New Roman"/>
+        </w:rPr>
+        <w:br/>
+      </w:r>
+      <w:r>
+        <w:rPr>
+          <w:rFonts w:ascii="Times New Roman" w:hAnsi="Times New Roman" w:cs="Times New Roman"/>
+        </w:rPr>
+        <w:tab/>
+      </w:r>
+      <w:r>
+        <w:rPr>
+          <w:rFonts w:ascii="Times New Roman" w:hAnsi="Times New Roman" w:cs="Times New Roman"/>
+        </w:rPr>
+        <w:tab/>
+      </w:r>
+      <w:r>
+        <w:rPr>
+          <w:rFonts w:ascii="Times New Roman" w:hAnsi="Times New Roman" w:cs="Times New Roman"/>
+        </w:rPr>
+        <w:tab/>
+        <w:t>add(current_left)</w:t>
+      </w:r>
+      <w:r>
+        <w:rPr>
+          <w:rFonts w:ascii="Times New Roman" w:hAnsi="Times New Roman" w:cs="Times New Roman"/>
+        </w:rPr>
+        <w:br/>
+      </w:r>
+      <w:r>
+        <w:rPr>
+          <w:rFonts w:ascii="Times New Roman" w:hAnsi="Times New Roman" w:cs="Times New Roman"/>
+        </w:rPr>
+        <w:tab/>
+      </w:r>
+      <w:r>
+        <w:rPr>
+          <w:rFonts w:ascii="Times New Roman" w:hAnsi="Times New Roman" w:cs="Times New Roman"/>
+        </w:rPr>
+        <w:tab/>
+        <w:t>while current_right &lt; query.right:</w:t>
+      </w:r>
+      <w:r>
+        <w:rPr>
+          <w:rFonts w:ascii="Times New Roman" w:hAnsi="Times New Roman" w:cs="Times New Roman"/>
+        </w:rPr>
+        <w:br/>
+      </w:r>
+      <w:r>
+        <w:rPr>
+          <w:rFonts w:ascii="Times New Roman" w:hAnsi="Times New Roman" w:cs="Times New Roman"/>
+        </w:rPr>
+        <w:tab/>
+      </w:r>
+      <w:r>
+        <w:rPr>
+          <w:rFonts w:ascii="Times New Roman" w:hAnsi="Times New Roman" w:cs="Times New Roman"/>
+        </w:rPr>
+        <w:tab/>
+      </w:r>
+      <w:r>
+        <w:rPr>
+          <w:rFonts w:ascii="Times New Roman" w:hAnsi="Times New Roman" w:cs="Times New Roman"/>
+        </w:rPr>
+        <w:tab/>
+        <w:t>current_right+=1</w:t>
+      </w:r>
+      <w:r>
+        <w:rPr>
+          <w:rFonts w:ascii="Times New Roman" w:hAnsi="Times New Roman" w:cs="Times New Roman"/>
+        </w:rPr>
+        <w:br/>
+      </w:r>
+      <w:r>
+        <w:rPr>
+          <w:rFonts w:ascii="Times New Roman" w:hAnsi="Times New Roman" w:cs="Times New Roman"/>
+        </w:rPr>
+        <w:tab/>
+      </w:r>
+      <w:r>
+        <w:rPr>
+          <w:rFonts w:ascii="Times New Roman" w:hAnsi="Times New Roman" w:cs="Times New Roman"/>
+        </w:rPr>
+        <w:tab/>
+      </w:r>
+      <w:r>
+        <w:rPr>
+          <w:rFonts w:ascii="Times New Roman" w:hAnsi="Times New Roman" w:cs="Times New Roman"/>
+        </w:rPr>
+        <w:tab/>
+        <w:t>add(current_right)</w:t>
+      </w:r>
+      <w:r>
+        <w:rPr>
+          <w:rFonts w:ascii="Times New Roman" w:hAnsi="Times New Roman" w:cs="Times New Roman"/>
+        </w:rPr>
+        <w:br/>
+      </w:r>
+      <w:r>
+        <w:rPr>
+          <w:rFonts w:ascii="Times New Roman" w:hAnsi="Times New Roman" w:cs="Times New Roman"/>
+        </w:rPr>
+        <w:tab/>
+      </w:r>
+      <w:r>
+        <w:rPr>
+          <w:rFonts w:ascii="Times New Roman" w:hAnsi="Times New Roman" w:cs="Times New Roman"/>
+        </w:rPr>
+        <w:tab/>
+        <w:t>while current_left &lt; query.left:</w:t>
+      </w:r>
+      <w:r>
+        <w:rPr>
+          <w:rFonts w:ascii="Times New Roman" w:hAnsi="Times New Roman" w:cs="Times New Roman"/>
+        </w:rPr>
+        <w:br/>
+      </w:r>
+      <w:r>
+        <w:rPr>
+          <w:rFonts w:ascii="Times New Roman" w:hAnsi="Times New Roman" w:cs="Times New Roman"/>
+        </w:rPr>
+        <w:tab/>
+      </w:r>
+      <w:r>
+        <w:rPr>
+          <w:rFonts w:ascii="Times New Roman" w:hAnsi="Times New Roman" w:cs="Times New Roman"/>
+        </w:rPr>
+        <w:tab/>
+      </w:r>
+      <w:r>
+        <w:rPr>
+          <w:rFonts w:ascii="Times New Roman" w:hAnsi="Times New Roman" w:cs="Times New Roman"/>
+        </w:rPr>
+        <w:tab/>
+        <w:t>remove(current_left)</w:t>
+      </w:r>
+      <w:r>
+        <w:rPr>
+          <w:rFonts w:ascii="Times New Roman" w:hAnsi="Times New Roman" w:cs="Times New Roman"/>
+        </w:rPr>
+        <w:br/>
+      </w:r>
+      <w:r>
+        <w:rPr>
+          <w:rFonts w:ascii="Times New Roman" w:hAnsi="Times New Roman" w:cs="Times New Roman"/>
+        </w:rPr>
+        <w:tab/>
+      </w:r>
+      <w:r>
+        <w:rPr>
+          <w:rFonts w:ascii="Times New Roman" w:hAnsi="Times New Roman" w:cs="Times New Roman"/>
+        </w:rPr>
+        <w:tab/>
+      </w:r>
+      <w:r>
+        <w:rPr>
+          <w:rFonts w:ascii="Times New Roman" w:hAnsi="Times New Roman" w:cs="Times New Roman"/>
+        </w:rPr>
+        <w:tab/>
+        <w:t>current_left+=1</w:t>
+      </w:r>
+      <w:r>
+        <w:rPr>
+          <w:rFonts w:ascii="Times New Roman" w:hAnsi="Times New Roman" w:cs="Times New Roman"/>
+        </w:rPr>
+        <w:br/>
+      </w:r>
+      <w:r>
+        <w:rPr>
+          <w:rFonts w:ascii="Times New Roman" w:hAnsi="Times New Roman" w:cs="Times New Roman"/>
+        </w:rPr>
+        <w:tab/>
+      </w:r>
+      <w:r>
+        <w:rPr>
+          <w:rFonts w:ascii="Times New Roman" w:hAnsi="Times New Roman" w:cs="Times New Roman"/>
+        </w:rPr>
+        <w:tab/>
+        <w:t>while current_right &gt; query.right:</w:t>
+      </w:r>
+      <w:r>
+        <w:rPr>
+          <w:rFonts w:ascii="Times New Roman" w:hAnsi="Times New Roman" w:cs="Times New Roman"/>
+        </w:rPr>
+        <w:br/>
+      </w:r>
+      <w:r>
+        <w:rPr>
+          <w:rFonts w:ascii="Times New Roman" w:hAnsi="Times New Roman" w:cs="Times New Roman"/>
+        </w:rPr>
+        <w:tab/>
+      </w:r>
+      <w:r>
+        <w:rPr>
+          <w:rFonts w:ascii="Times New Roman" w:hAnsi="Times New Roman" w:cs="Times New Roman"/>
+        </w:rPr>
+        <w:tab/>
+      </w:r>
+      <w:r>
+        <w:rPr>
+          <w:rFonts w:ascii="Times New Roman" w:hAnsi="Times New Roman" w:cs="Times New Roman"/>
+        </w:rPr>
+        <w:tab/>
+        <w:t>remove(current_right)</w:t>
+      </w:r>
+      <w:r>
+        <w:rPr>
+          <w:rFonts w:ascii="Times New Roman" w:hAnsi="Times New Roman" w:cs="Times New Roman"/>
+        </w:rPr>
+        <w:br/>
+      </w:r>
+      <w:r>
+        <w:rPr>
+          <w:rFonts w:ascii="Times New Roman" w:hAnsi="Times New Roman" w:cs="Times New Roman"/>
+        </w:rPr>
+        <w:tab/>
+      </w:r>
+      <w:r>
+        <w:rPr>
+          <w:rFonts w:ascii="Times New Roman" w:hAnsi="Times New Roman" w:cs="Times New Roman"/>
+        </w:rPr>
+        <w:tab/>
+      </w:r>
+      <w:r>
+        <w:rPr>
+          <w:rFonts w:ascii="Times New Roman" w:hAnsi="Times New Roman" w:cs="Times New Roman"/>
+        </w:rPr>
+        <w:tab/>
+        <w:t>current_right-=1</w:t>
+      </w:r>
+      <w:r>
+        <w:rPr>
+          <w:rFonts w:ascii="Times New Roman" w:hAnsi="Times New Roman" w:cs="Times New Roman"/>
+        </w:rPr>
+        <w:br/>
+        <w:t xml:space="preserve"> </w:t>
       </w:r>
     </w:p>
     <w:p>
@@ -1349,7 +1691,19 @@
         <w:rPr>
           <w:rFonts w:ascii="Times New Roman" w:hAnsi="Times New Roman" w:cs="Times New Roman"/>
         </w:rPr>
-        <w:t>This implementation solves for the sum of a range.</w:t>
+        <w:t xml:space="preserve">The add() and remove() functions can be </w:t>
+      </w:r>
+      <w:r>
+        <w:rPr>
+          <w:rFonts w:ascii="Times New Roman" w:hAnsi="Times New Roman" w:cs="Times New Roman"/>
+        </w:rPr>
+        <w:t>implement</w:t>
+      </w:r>
+      <w:r>
+        <w:rPr>
+          <w:rFonts w:ascii="Times New Roman" w:hAnsi="Times New Roman" w:cs="Times New Roman"/>
+        </w:rPr>
+        <w:t>ed</w:t>
       </w:r>
       <w:r>
         <w:rPr>
@@ -1361,7 +1715,19 @@
         <w:rPr>
           <w:rFonts w:ascii="Times New Roman" w:hAnsi="Times New Roman" w:cs="Times New Roman"/>
         </w:rPr>
-        <w:t>Other operations than sum can easily be substituted in each of these while loops.</w:t>
+        <w:t xml:space="preserve">to solve </w:t>
+      </w:r>
+      <w:r>
+        <w:rPr>
+          <w:rFonts w:ascii="Times New Roman" w:hAnsi="Times New Roman" w:cs="Times New Roman"/>
+        </w:rPr>
+        <w:t>various range operations</w:t>
+      </w:r>
+      <w:r>
+        <w:rPr>
+          <w:rFonts w:ascii="Times New Roman" w:hAnsi="Times New Roman" w:cs="Times New Roman"/>
+        </w:rPr>
+        <w:t>.</w:t>
       </w:r>
     </w:p>
     <w:p>
@@ -1386,13 +1752,7 @@
         <w:rPr>
           <w:rFonts w:ascii="Times New Roman" w:hAnsi="Times New Roman" w:cs="Times New Roman"/>
         </w:rPr>
-        <w:t>O((N + Q) · √N)</w:t>
-      </w:r>
-      <w:r>
-        <w:rPr>
-          <w:rFonts w:ascii="Times New Roman" w:hAnsi="Times New Roman" w:cs="Times New Roman"/>
-        </w:rPr>
-        <w:t xml:space="preserve">. </w:t>
+        <w:t xml:space="preserve">O((N + Q) · √N). </w:t>
       </w:r>
       <w:r>
         <w:rPr>
@@ -1410,7 +1770,13 @@
         <w:rPr>
           <w:rFonts w:ascii="Times New Roman" w:hAnsi="Times New Roman" w:cs="Times New Roman"/>
         </w:rPr>
-        <w:t xml:space="preserve"> Updating curL</w:t>
+        <w:t xml:space="preserve"> Updating cur</w:t>
+      </w:r>
+      <w:r>
+        <w:rPr>
+          <w:rFonts w:ascii="Times New Roman" w:hAnsi="Times New Roman" w:cs="Times New Roman"/>
+        </w:rPr>
+        <w:t>rent_left</w:t>
       </w:r>
       <w:r>
         <w:rPr>
@@ -1452,43 +1818,37 @@
         <w:rPr>
           <w:rFonts w:ascii="Times New Roman" w:hAnsi="Times New Roman" w:cs="Times New Roman"/>
         </w:rPr>
-        <w:t xml:space="preserve"> and updating curR is </w:t>
-      </w:r>
-      <w:r>
-        <w:rPr>
-          <w:rFonts w:ascii="Times New Roman" w:hAnsi="Times New Roman" w:cs="Times New Roman"/>
-        </w:rPr>
-        <w:t xml:space="preserve">   </w:t>
-      </w:r>
-      <w:r>
-        <w:rPr>
-          <w:rFonts w:ascii="Times New Roman" w:hAnsi="Times New Roman" w:cs="Times New Roman"/>
-        </w:rPr>
-        <w:t>O(</w:t>
-      </w:r>
-      <w:r>
-        <w:rPr>
-          <w:rFonts w:ascii="Times New Roman" w:hAnsi="Times New Roman" w:cs="Times New Roman"/>
-        </w:rPr>
-        <w:t>N</w:t>
-      </w:r>
-      <w:r>
-        <w:rPr>
-          <w:rFonts w:ascii="Times New Roman" w:hAnsi="Times New Roman" w:cs="Times New Roman"/>
-        </w:rPr>
-        <w:t xml:space="preserve"> · √N) </w:t>
-      </w:r>
-      <w:r>
-        <w:rPr>
-          <w:rFonts w:ascii="Times New Roman" w:hAnsi="Times New Roman" w:cs="Times New Roman"/>
-        </w:rPr>
-        <w:t xml:space="preserve">and so the total work is </w:t>
-      </w:r>
-      <w:r>
-        <w:rPr>
-          <w:rFonts w:ascii="Times New Roman" w:hAnsi="Times New Roman" w:cs="Times New Roman"/>
-        </w:rPr>
-        <w:t>O((N + Q) · √N)</w:t>
+        <w:t xml:space="preserve"> and updating cur</w:t>
+      </w:r>
+      <w:r>
+        <w:rPr>
+          <w:rFonts w:ascii="Times New Roman" w:hAnsi="Times New Roman" w:cs="Times New Roman"/>
+        </w:rPr>
+        <w:t>rent_right</w:t>
+      </w:r>
+      <w:r>
+        <w:rPr>
+          <w:rFonts w:ascii="Times New Roman" w:hAnsi="Times New Roman" w:cs="Times New Roman"/>
+        </w:rPr>
+        <w:t xml:space="preserve"> is</w:t>
+      </w:r>
+      <w:r>
+        <w:rPr>
+          <w:rFonts w:ascii="Times New Roman" w:hAnsi="Times New Roman" w:cs="Times New Roman"/>
+        </w:rPr>
+        <w:t xml:space="preserve"> </w:t>
+      </w:r>
+      <w:r>
+        <w:rPr>
+          <w:rFonts w:ascii="Times New Roman" w:hAnsi="Times New Roman" w:cs="Times New Roman"/>
+        </w:rPr>
+        <w:t xml:space="preserve">O(N · √N) </w:t>
+      </w:r>
+      <w:r>
+        <w:rPr>
+          <w:rFonts w:ascii="Times New Roman" w:hAnsi="Times New Roman" w:cs="Times New Roman"/>
+        </w:rPr>
+        <w:t>and so the total work is O((N + Q) · √N)</w:t>
       </w:r>
     </w:p>
     <w:p>
@@ -1530,19 +1890,6 @@
         <w:rPr>
           <w:rFonts w:ascii="Times New Roman" w:hAnsi="Times New Roman" w:cs="Times New Roman"/>
         </w:rPr>
-        <w:t>: Summarize the programming challange that you developed. We are particularly interested in a high-level description of what the learning objectives of your programming assignment are, and why you think your assignment achieves them. You should also focus on the key twist / idea, that goes beyond the basic topic, that is required to complete your assignment. Remember that finding a good level of additional challenge is important. Problems that go far beyond what can reasonably be expected from an average upperclass undergraduate student will incur grade penalties.</w:t>
-      </w:r>
-    </w:p>
-    <w:p>
-      <w:pPr>
-        <w:rPr>
-          <w:rFonts w:ascii="Times New Roman" w:hAnsi="Times New Roman" w:cs="Times New Roman"/>
-        </w:rPr>
-      </w:pPr>
-      <w:r>
-        <w:rPr>
-          <w:rFonts w:ascii="Times New Roman" w:hAnsi="Times New Roman" w:cs="Times New Roman"/>
-        </w:rPr>
         <w:t>The programming challenge we developed asks students to analyze network request</w:t>
       </w:r>
       <w:r>
@@ -1573,51 +1920,166 @@
         <w:rPr>
           <w:rFonts w:ascii="Times New Roman" w:hAnsi="Times New Roman" w:cs="Times New Roman"/>
         </w:rPr>
-        <w:t xml:space="preserve">iven a range [L, R] and a specific ID, </w:t>
-      </w:r>
+        <w:t>iven a range [L, R] and a specific ID, return the frequency of that ID over the range, or the amount of times that ID shows up in the range.</w:t>
+      </w:r>
+      <w:r>
+        <w:rPr>
+          <w:rFonts w:ascii="Times New Roman" w:hAnsi="Times New Roman" w:cs="Times New Roman"/>
+        </w:rPr>
+        <w:t xml:space="preserve"> Second, given a range [L, R], return the number of unique IDs that appear at least K times over the range.</w:t>
+      </w:r>
+    </w:p>
+    <w:p>
+      <w:pPr>
+        <w:rPr>
+          <w:rFonts w:ascii="Times New Roman" w:hAnsi="Times New Roman" w:cs="Times New Roman"/>
+        </w:rPr>
+      </w:pPr>
+      <w:r>
+        <w:rPr>
+          <w:rFonts w:ascii="Times New Roman" w:hAnsi="Times New Roman" w:cs="Times New Roman"/>
+        </w:rPr>
+        <w:t>Our twist is that this programming challenge does not merely ask for a basic range query.</w:t>
+      </w:r>
+      <w:r>
+        <w:rPr>
+          <w:rFonts w:ascii="Times New Roman" w:hAnsi="Times New Roman" w:cs="Times New Roman"/>
+        </w:rPr>
+        <w:t xml:space="preserve"> We ask students to calculate two different complex operations on the moving range.</w:t>
+      </w:r>
+      <w:r>
+        <w:rPr>
+          <w:rFonts w:ascii="Times New Roman" w:hAnsi="Times New Roman" w:cs="Times New Roman"/>
+        </w:rPr>
+        <w:t xml:space="preserve"> Students will see that they must use Mo’s Algorithm to </w:t>
+      </w:r>
+      <w:r>
+        <w:rPr>
+          <w:rFonts w:ascii="Times New Roman" w:hAnsi="Times New Roman" w:cs="Times New Roman"/>
+        </w:rPr>
+        <w:t>more</w:t>
+      </w:r>
+      <w:r>
+        <w:rPr>
+          <w:rFonts w:ascii="Times New Roman" w:hAnsi="Times New Roman" w:cs="Times New Roman"/>
+        </w:rPr>
+        <w:t xml:space="preserve"> efficiently solve this range query problem. Further, students will see the power of Mo’s Algorithm </w:t>
+      </w:r>
+      <w:r>
+        <w:rPr>
+          <w:rFonts w:ascii="Times New Roman" w:hAnsi="Times New Roman" w:cs="Times New Roman"/>
+        </w:rPr>
+        <w:t>in an implementation that does not simply perform one</w:t>
+      </w:r>
+      <w:r>
+        <w:rPr>
+          <w:rFonts w:ascii="Times New Roman" w:hAnsi="Times New Roman" w:cs="Times New Roman"/>
+        </w:rPr>
+        <w:t xml:space="preserve"> trivial</w:t>
+      </w:r>
+      <w:r>
+        <w:rPr>
+          <w:rFonts w:ascii="Times New Roman" w:hAnsi="Times New Roman" w:cs="Times New Roman"/>
+        </w:rPr>
+        <w:t xml:space="preserve"> range operation.</w:t>
+      </w:r>
+    </w:p>
+    <w:p>
+      <w:pPr>
+        <w:rPr>
+          <w:rFonts w:ascii="Times New Roman" w:hAnsi="Times New Roman" w:cs="Times New Roman"/>
+        </w:rPr>
+      </w:pPr>
+      <w:r>
+        <w:rPr>
+          <w:rFonts w:ascii="Times New Roman" w:hAnsi="Times New Roman" w:cs="Times New Roman"/>
+        </w:rPr>
+        <w:t>Learning objectives</w:t>
+      </w:r>
+    </w:p>
+    <w:p>
+      <w:pPr>
+        <w:pStyle w:val="ListParagraph"/>
+        <w:numPr>
+          <w:ilvl w:val="0"/>
+          <w:numId w:val="11"/>
+        </w:numPr>
+        <w:rPr>
+          <w:rFonts w:ascii="Times New Roman" w:hAnsi="Times New Roman" w:cs="Times New Roman"/>
+        </w:rPr>
+      </w:pPr>
+      <w:r>
+        <w:rPr>
+          <w:rFonts w:ascii="Times New Roman" w:hAnsi="Times New Roman" w:cs="Times New Roman"/>
+        </w:rPr>
+        <w:t>Recognize when Mo’s Algorithm is the best approach for the problem</w:t>
+      </w:r>
+      <w:r>
+        <w:rPr>
+          <w:rFonts w:ascii="Times New Roman" w:hAnsi="Times New Roman" w:cs="Times New Roman"/>
+        </w:rPr>
+        <w:t>.</w:t>
+      </w:r>
+    </w:p>
+    <w:p>
+      <w:pPr>
+        <w:pStyle w:val="ListParagraph"/>
+        <w:numPr>
+          <w:ilvl w:val="0"/>
+          <w:numId w:val="11"/>
+        </w:numPr>
+        <w:rPr>
+          <w:rFonts w:ascii="Times New Roman" w:hAnsi="Times New Roman" w:cs="Times New Roman"/>
+        </w:rPr>
+      </w:pPr>
       <w:r>
         <w:rPr>
           <w:rFonts w:ascii="Times New Roman" w:hAnsi="Times New Roman" w:cs="Times New Roman"/>
         </w:rPr>
         <w:lastRenderedPageBreak/>
-        <w:t>return the frequency of that ID over the range, or the amount of times that ID shows up in the range.</w:t>
-      </w:r>
-      <w:r>
-        <w:rPr>
-          <w:rFonts w:ascii="Times New Roman" w:hAnsi="Times New Roman" w:cs="Times New Roman"/>
-        </w:rPr>
-        <w:t xml:space="preserve"> Second, given a range [L, R], return the number of unique IDs that appear at least K times over the range.</w:t>
-      </w:r>
-    </w:p>
-    <w:p>
-      <w:pPr>
-        <w:rPr>
-          <w:rFonts w:ascii="Times New Roman" w:hAnsi="Times New Roman" w:cs="Times New Roman"/>
-        </w:rPr>
-      </w:pPr>
-      <w:r>
-        <w:rPr>
-          <w:rFonts w:ascii="Times New Roman" w:hAnsi="Times New Roman" w:cs="Times New Roman"/>
-        </w:rPr>
-        <w:t>Our twist is that this programming challenge does not merely ask for a basic range query.</w:t>
-      </w:r>
-      <w:r>
-        <w:rPr>
-          <w:rFonts w:ascii="Times New Roman" w:hAnsi="Times New Roman" w:cs="Times New Roman"/>
-        </w:rPr>
-        <w:t xml:space="preserve"> We ask students to calculate two different complex operations on the moving range.</w:t>
-      </w:r>
-      <w:r>
-        <w:rPr>
-          <w:rFonts w:ascii="Times New Roman" w:hAnsi="Times New Roman" w:cs="Times New Roman"/>
-        </w:rPr>
-        <w:t xml:space="preserve"> Students will see that they must use Mo’s Algorithm to most efficiently solve this range query problem. Further, students will see the power of Mo’s Algorithm </w:t>
-      </w:r>
-      <w:r>
-        <w:rPr>
-          <w:rFonts w:ascii="Times New Roman" w:hAnsi="Times New Roman" w:cs="Times New Roman"/>
-        </w:rPr>
-        <w:t>in an implementation that does not simply perform one simply range operation.</w:t>
+        <w:t>Understand and implement Mo’s Algorithm, specifically why queries are rearranged to reduce total work</w:t>
+      </w:r>
+      <w:r>
+        <w:rPr>
+          <w:rFonts w:ascii="Times New Roman" w:hAnsi="Times New Roman" w:cs="Times New Roman"/>
+        </w:rPr>
+        <w:t>.</w:t>
+      </w:r>
+    </w:p>
+    <w:p>
+      <w:pPr>
+        <w:pStyle w:val="ListParagraph"/>
+        <w:numPr>
+          <w:ilvl w:val="0"/>
+          <w:numId w:val="11"/>
+        </w:numPr>
+        <w:rPr>
+          <w:rFonts w:ascii="Times New Roman" w:hAnsi="Times New Roman" w:cs="Times New Roman"/>
+        </w:rPr>
+      </w:pPr>
+      <w:r>
+        <w:rPr>
+          <w:rFonts w:ascii="Times New Roman" w:hAnsi="Times New Roman" w:cs="Times New Roman"/>
+        </w:rPr>
+        <w:t>Implement add() and remove() which can handle complex operations which shows the strength of Mo’s Algorithm.</w:t>
+      </w:r>
+    </w:p>
+    <w:p>
+      <w:pPr>
+        <w:pStyle w:val="ListParagraph"/>
+        <w:numPr>
+          <w:ilvl w:val="0"/>
+          <w:numId w:val="11"/>
+        </w:numPr>
+        <w:rPr>
+          <w:rFonts w:ascii="Times New Roman" w:hAnsi="Times New Roman" w:cs="Times New Roman"/>
+        </w:rPr>
+      </w:pPr>
+      <w:r>
+        <w:rPr>
+          <w:rFonts w:ascii="Times New Roman" w:hAnsi="Times New Roman" w:cs="Times New Roman"/>
+        </w:rPr>
+        <w:t>Understand how Mo’s Algorithm can handle multiple pieces of information in the same query.</w:t>
       </w:r>
     </w:p>
     <w:p>
@@ -1728,6 +2190,13 @@
         </w:rPr>
         <w:t>This is an interesting programming challenge that will thoroughly teach students that inner workings of Mo’s Algorithm. The Mo’s implementation here is quite standard, but significant understanding will be necessary to design the range updates.</w:t>
       </w:r>
+    </w:p>
+    <w:p>
+      <w:pPr>
+        <w:rPr>
+          <w:rFonts w:ascii="Times New Roman" w:hAnsi="Times New Roman" w:cs="Times New Roman"/>
+        </w:rPr>
+      </w:pPr>
     </w:p>
     <w:p>
       <w:pPr>
@@ -2221,6 +2690,118 @@
     </w:lvl>
   </w:abstractNum>
   <w:abstractNum w:abstractNumId="4" w15:restartNumberingAfterBreak="0">
+    <w:nsid w:val="2AB3447B"/>
+    <w:multiLevelType w:val="hybridMultilevel"/>
+    <w:tmpl w:val="1B46932E"/>
+    <w:lvl w:ilvl="0" w:tplc="DD00FDEE">
+      <w:numFmt w:val="bullet"/>
+      <w:lvlText w:val=""/>
+      <w:lvlJc w:val="left"/>
+      <w:pPr>
+        <w:ind w:left="720" w:hanging="360"/>
+      </w:pPr>
+      <w:rPr>
+        <w:rFonts w:ascii="Symbol" w:eastAsiaTheme="minorHAnsi" w:hAnsi="Symbol" w:cs="Times New Roman" w:hint="default"/>
+      </w:rPr>
+    </w:lvl>
+    <w:lvl w:ilvl="1" w:tplc="04090003" w:tentative="1">
+      <w:start w:val="1"/>
+      <w:numFmt w:val="bullet"/>
+      <w:lvlText w:val="o"/>
+      <w:lvlJc w:val="left"/>
+      <w:pPr>
+        <w:ind w:left="1440" w:hanging="360"/>
+      </w:pPr>
+      <w:rPr>
+        <w:rFonts w:ascii="Courier New" w:hAnsi="Courier New" w:cs="Courier New" w:hint="default"/>
+      </w:rPr>
+    </w:lvl>
+    <w:lvl w:ilvl="2" w:tplc="04090005" w:tentative="1">
+      <w:start w:val="1"/>
+      <w:numFmt w:val="bullet"/>
+      <w:lvlText w:val=""/>
+      <w:lvlJc w:val="left"/>
+      <w:pPr>
+        <w:ind w:left="2160" w:hanging="360"/>
+      </w:pPr>
+      <w:rPr>
+        <w:rFonts w:ascii="Wingdings" w:hAnsi="Wingdings" w:hint="default"/>
+      </w:rPr>
+    </w:lvl>
+    <w:lvl w:ilvl="3" w:tplc="04090001" w:tentative="1">
+      <w:start w:val="1"/>
+      <w:numFmt w:val="bullet"/>
+      <w:lvlText w:val=""/>
+      <w:lvlJc w:val="left"/>
+      <w:pPr>
+        <w:ind w:left="2880" w:hanging="360"/>
+      </w:pPr>
+      <w:rPr>
+        <w:rFonts w:ascii="Symbol" w:hAnsi="Symbol" w:hint="default"/>
+      </w:rPr>
+    </w:lvl>
+    <w:lvl w:ilvl="4" w:tplc="04090003" w:tentative="1">
+      <w:start w:val="1"/>
+      <w:numFmt w:val="bullet"/>
+      <w:lvlText w:val="o"/>
+      <w:lvlJc w:val="left"/>
+      <w:pPr>
+        <w:ind w:left="3600" w:hanging="360"/>
+      </w:pPr>
+      <w:rPr>
+        <w:rFonts w:ascii="Courier New" w:hAnsi="Courier New" w:cs="Courier New" w:hint="default"/>
+      </w:rPr>
+    </w:lvl>
+    <w:lvl w:ilvl="5" w:tplc="04090005" w:tentative="1">
+      <w:start w:val="1"/>
+      <w:numFmt w:val="bullet"/>
+      <w:lvlText w:val=""/>
+      <w:lvlJc w:val="left"/>
+      <w:pPr>
+        <w:ind w:left="4320" w:hanging="360"/>
+      </w:pPr>
+      <w:rPr>
+        <w:rFonts w:ascii="Wingdings" w:hAnsi="Wingdings" w:hint="default"/>
+      </w:rPr>
+    </w:lvl>
+    <w:lvl w:ilvl="6" w:tplc="04090001" w:tentative="1">
+      <w:start w:val="1"/>
+      <w:numFmt w:val="bullet"/>
+      <w:lvlText w:val=""/>
+      <w:lvlJc w:val="left"/>
+      <w:pPr>
+        <w:ind w:left="5040" w:hanging="360"/>
+      </w:pPr>
+      <w:rPr>
+        <w:rFonts w:ascii="Symbol" w:hAnsi="Symbol" w:hint="default"/>
+      </w:rPr>
+    </w:lvl>
+    <w:lvl w:ilvl="7" w:tplc="04090003" w:tentative="1">
+      <w:start w:val="1"/>
+      <w:numFmt w:val="bullet"/>
+      <w:lvlText w:val="o"/>
+      <w:lvlJc w:val="left"/>
+      <w:pPr>
+        <w:ind w:left="5760" w:hanging="360"/>
+      </w:pPr>
+      <w:rPr>
+        <w:rFonts w:ascii="Courier New" w:hAnsi="Courier New" w:cs="Courier New" w:hint="default"/>
+      </w:rPr>
+    </w:lvl>
+    <w:lvl w:ilvl="8" w:tplc="04090005" w:tentative="1">
+      <w:start w:val="1"/>
+      <w:numFmt w:val="bullet"/>
+      <w:lvlText w:val=""/>
+      <w:lvlJc w:val="left"/>
+      <w:pPr>
+        <w:ind w:left="6480" w:hanging="360"/>
+      </w:pPr>
+      <w:rPr>
+        <w:rFonts w:ascii="Wingdings" w:hAnsi="Wingdings" w:hint="default"/>
+      </w:rPr>
+    </w:lvl>
+  </w:abstractNum>
+  <w:abstractNum w:abstractNumId="5" w15:restartNumberingAfterBreak="0">
     <w:nsid w:val="35C21D0C"/>
     <w:multiLevelType w:val="hybridMultilevel"/>
     <w:tmpl w:val="8BEA071E"/>
@@ -2310,7 +2891,7 @@
       </w:pPr>
     </w:lvl>
   </w:abstractNum>
-  <w:abstractNum w:abstractNumId="5" w15:restartNumberingAfterBreak="0">
+  <w:abstractNum w:abstractNumId="6" w15:restartNumberingAfterBreak="0">
     <w:nsid w:val="3CC34E66"/>
     <w:multiLevelType w:val="hybridMultilevel"/>
     <w:tmpl w:val="7C380472"/>
@@ -2399,7 +2980,7 @@
       </w:pPr>
     </w:lvl>
   </w:abstractNum>
-  <w:abstractNum w:abstractNumId="6" w15:restartNumberingAfterBreak="0">
+  <w:abstractNum w:abstractNumId="7" w15:restartNumberingAfterBreak="0">
     <w:nsid w:val="45C425CB"/>
     <w:multiLevelType w:val="hybridMultilevel"/>
     <w:tmpl w:val="ABCE9CF0"/>
@@ -2488,7 +3069,7 @@
       </w:pPr>
     </w:lvl>
   </w:abstractNum>
-  <w:abstractNum w:abstractNumId="7" w15:restartNumberingAfterBreak="0">
+  <w:abstractNum w:abstractNumId="8" w15:restartNumberingAfterBreak="0">
     <w:nsid w:val="4DB27516"/>
     <w:multiLevelType w:val="hybridMultilevel"/>
     <w:tmpl w:val="35F4327C"/>
@@ -2577,7 +3158,7 @@
       </w:pPr>
     </w:lvl>
   </w:abstractNum>
-  <w:abstractNum w:abstractNumId="8" w15:restartNumberingAfterBreak="0">
+  <w:abstractNum w:abstractNumId="9" w15:restartNumberingAfterBreak="0">
     <w:nsid w:val="5AC61FE5"/>
     <w:multiLevelType w:val="hybridMultilevel"/>
     <w:tmpl w:val="79FC3F7A"/>
@@ -2666,7 +3247,7 @@
       </w:pPr>
     </w:lvl>
   </w:abstractNum>
-  <w:abstractNum w:abstractNumId="9" w15:restartNumberingAfterBreak="0">
+  <w:abstractNum w:abstractNumId="10" w15:restartNumberingAfterBreak="0">
     <w:nsid w:val="7A9F7A61"/>
     <w:multiLevelType w:val="hybridMultilevel"/>
     <w:tmpl w:val="9DBEEE88"/>
@@ -2759,19 +3340,19 @@
     <w:abstractNumId w:val="2"/>
   </w:num>
   <w:num w:numId="2" w16cid:durableId="1839496722">
+    <w:abstractNumId w:val="9"/>
+  </w:num>
+  <w:num w:numId="3" w16cid:durableId="1029064078">
     <w:abstractNumId w:val="8"/>
   </w:num>
-  <w:num w:numId="3" w16cid:durableId="1029064078">
+  <w:num w:numId="4" w16cid:durableId="1351446846">
     <w:abstractNumId w:val="7"/>
-  </w:num>
-  <w:num w:numId="4" w16cid:durableId="1351446846">
-    <w:abstractNumId w:val="6"/>
   </w:num>
   <w:num w:numId="5" w16cid:durableId="940529843">
     <w:abstractNumId w:val="1"/>
   </w:num>
   <w:num w:numId="6" w16cid:durableId="212738709">
-    <w:abstractNumId w:val="9"/>
+    <w:abstractNumId w:val="10"/>
   </w:num>
   <w:num w:numId="7" w16cid:durableId="110589341">
     <w:abstractNumId w:val="3"/>
@@ -2780,10 +3361,13 @@
     <w:abstractNumId w:val="0"/>
   </w:num>
   <w:num w:numId="9" w16cid:durableId="105121576">
-    <w:abstractNumId w:val="4"/>
+    <w:abstractNumId w:val="5"/>
   </w:num>
   <w:num w:numId="10" w16cid:durableId="241137659">
-    <w:abstractNumId w:val="5"/>
+    <w:abstractNumId w:val="6"/>
+  </w:num>
+  <w:num w:numId="11" w16cid:durableId="1131752119">
+    <w:abstractNumId w:val="4"/>
   </w:num>
 </w:numbering>
 </file>

--- a/Executive Summary.docx
+++ b/Executive Summary.docx
@@ -283,7 +283,19 @@
         <w:rPr>
           <w:rFonts w:ascii="Times New Roman" w:hAnsi="Times New Roman" w:cs="Times New Roman"/>
         </w:rPr>
-        <w:t>runtime of O(Q*n) where n is length of range and Q is number of queries</w:t>
+        <w:t xml:space="preserve">runtime of </w:t>
+      </w:r>
+      <w:r>
+        <w:rPr>
+          <w:rFonts w:ascii="Times New Roman" w:hAnsi="Times New Roman" w:cs="Times New Roman"/>
+        </w:rPr>
+        <w:t xml:space="preserve">O(n) per query or </w:t>
+      </w:r>
+      <w:r>
+        <w:rPr>
+          <w:rFonts w:ascii="Times New Roman" w:hAnsi="Times New Roman" w:cs="Times New Roman"/>
+        </w:rPr>
+        <w:t>O(Q*n) where n is length of range and Q is number of queries</w:t>
       </w:r>
       <w:r>
         <w:rPr>
@@ -315,19 +327,7 @@
         <w:rPr>
           <w:rFonts w:ascii="Times New Roman" w:hAnsi="Times New Roman" w:cs="Times New Roman"/>
         </w:rPr>
-        <w:t xml:space="preserve">There are several algorithms </w:t>
-      </w:r>
-      <w:r>
-        <w:rPr>
-          <w:rFonts w:ascii="Times New Roman" w:hAnsi="Times New Roman" w:cs="Times New Roman"/>
-        </w:rPr>
-        <w:t xml:space="preserve">and implementations </w:t>
-      </w:r>
-      <w:r>
-        <w:rPr>
-          <w:rFonts w:ascii="Times New Roman" w:hAnsi="Times New Roman" w:cs="Times New Roman"/>
-        </w:rPr>
-        <w:t>that reduce the time complexity of range querying</w:t>
+        <w:t>There are several algorithms that reduce the time complexity of range querying</w:t>
       </w:r>
       <w:r>
         <w:rPr>
@@ -345,14 +345,36 @@
         <w:rPr>
           <w:rFonts w:ascii="Times New Roman" w:hAnsi="Times New Roman" w:cs="Times New Roman"/>
         </w:rPr>
-        <w:t xml:space="preserve"> Prefix Sums can answer range queries in O(1), but they are limited to work only for operations that can be subtracted.</w:t>
-      </w:r>
-      <w:r>
-        <w:rPr>
-          <w:rFonts w:ascii="Times New Roman" w:hAnsi="Times New Roman" w:cs="Times New Roman"/>
-        </w:rPr>
-        <w:t xml:space="preserve"> Fenwick Trees and Segment Trees handle associative operations on a range in O(</w:t>
-      </w:r>
+        <w:t xml:space="preserve"> Prefix Sums can answer range queries in </w:t>
+      </w:r>
+      <w:proofErr w:type="gramStart"/>
+      <w:r>
+        <w:rPr>
+          <w:rFonts w:ascii="Times New Roman" w:hAnsi="Times New Roman" w:cs="Times New Roman"/>
+        </w:rPr>
+        <w:t>O(</w:t>
+      </w:r>
+      <w:proofErr w:type="gramEnd"/>
+      <w:r>
+        <w:rPr>
+          <w:rFonts w:ascii="Times New Roman" w:hAnsi="Times New Roman" w:cs="Times New Roman"/>
+        </w:rPr>
+        <w:t>1), but they are limited to work only for operations that can be subtracted.</w:t>
+      </w:r>
+      <w:r>
+        <w:rPr>
+          <w:rFonts w:ascii="Times New Roman" w:hAnsi="Times New Roman" w:cs="Times New Roman"/>
+        </w:rPr>
+        <w:t xml:space="preserve"> Fenwick Trees and Segment Trees handle associative operations on a range in </w:t>
+      </w:r>
+      <w:proofErr w:type="gramStart"/>
+      <w:r>
+        <w:rPr>
+          <w:rFonts w:ascii="Times New Roman" w:hAnsi="Times New Roman" w:cs="Times New Roman"/>
+        </w:rPr>
+        <w:t>O(</w:t>
+      </w:r>
+      <w:proofErr w:type="gramEnd"/>
       <w:r>
         <w:rPr>
           <w:rFonts w:ascii="Times New Roman" w:hAnsi="Times New Roman" w:cs="Times New Roman"/>
@@ -393,7 +415,31 @@
         <w:rPr>
           <w:rFonts w:ascii="Times New Roman" w:hAnsi="Times New Roman" w:cs="Times New Roman"/>
         </w:rPr>
-        <w:t xml:space="preserve"> To answer this, Fenwick Trees and Segment Trees are not the best solution because it is less efficient to answer that by merging smaller </w:t>
+        <w:t xml:space="preserve"> To answer this, Fenwick Trees and Segment Trees are not the best solution because it is </w:t>
+      </w:r>
+      <w:r>
+        <w:rPr>
+          <w:rFonts w:ascii="Times New Roman" w:hAnsi="Times New Roman" w:cs="Times New Roman"/>
+        </w:rPr>
+        <w:t xml:space="preserve">difficult </w:t>
+      </w:r>
+      <w:r>
+        <w:rPr>
+          <w:rFonts w:ascii="Times New Roman" w:hAnsi="Times New Roman" w:cs="Times New Roman"/>
+        </w:rPr>
+        <w:t xml:space="preserve">to answer that </w:t>
+      </w:r>
+      <w:r>
+        <w:rPr>
+          <w:rFonts w:ascii="Times New Roman" w:hAnsi="Times New Roman" w:cs="Times New Roman"/>
+        </w:rPr>
+        <w:t xml:space="preserve">efficiently </w:t>
+      </w:r>
+      <w:r>
+        <w:rPr>
+          <w:rFonts w:ascii="Times New Roman" w:hAnsi="Times New Roman" w:cs="Times New Roman"/>
+        </w:rPr>
+        <w:t xml:space="preserve">by merging smaller </w:t>
       </w:r>
       <w:r>
         <w:rPr>
@@ -738,13 +784,46 @@
         <w:rPr>
           <w:rFonts w:ascii="Times New Roman" w:hAnsi="Times New Roman" w:cs="Times New Roman"/>
         </w:rPr>
-        <w:t>Since our queries are ordered as we proceed from one query to another we can reuse the overlapping values and only add the additional values and remove the obsolete.</w:t>
-      </w:r>
-      <w:r>
-        <w:rPr>
-          <w:rFonts w:ascii="Times New Roman" w:hAnsi="Times New Roman" w:cs="Times New Roman"/>
-        </w:rPr>
-        <w:t xml:space="preserve"> We define the current range [cur</w:t>
+        <w:t xml:space="preserve">Since our queries are ordered as we proceed from one query to </w:t>
+      </w:r>
+      <w:proofErr w:type="gramStart"/>
+      <w:r>
+        <w:rPr>
+          <w:rFonts w:ascii="Times New Roman" w:hAnsi="Times New Roman" w:cs="Times New Roman"/>
+        </w:rPr>
+        <w:t>another</w:t>
+      </w:r>
+      <w:proofErr w:type="gramEnd"/>
+      <w:r>
+        <w:rPr>
+          <w:rFonts w:ascii="Times New Roman" w:hAnsi="Times New Roman" w:cs="Times New Roman"/>
+        </w:rPr>
+        <w:t xml:space="preserve"> we can reuse the overlapping values and only add the additional values and remove the obsolete.</w:t>
+      </w:r>
+      <w:r>
+        <w:rPr>
+          <w:rFonts w:ascii="Times New Roman" w:hAnsi="Times New Roman" w:cs="Times New Roman"/>
+        </w:rPr>
+        <w:t xml:space="preserve"> We define the current range </w:t>
+      </w:r>
+      <w:r>
+        <w:rPr>
+          <w:rFonts w:ascii="Times New Roman" w:hAnsi="Times New Roman" w:cs="Times New Roman"/>
+        </w:rPr>
+        <w:t xml:space="preserve">as </w:t>
+      </w:r>
+      <w:r>
+        <w:rPr>
+          <w:rFonts w:ascii="Times New Roman" w:hAnsi="Times New Roman" w:cs="Times New Roman"/>
+        </w:rPr>
+        <w:t>[</w:t>
+      </w:r>
+      <w:proofErr w:type="spellStart"/>
+      <w:r>
+        <w:rPr>
+          <w:rFonts w:ascii="Times New Roman" w:hAnsi="Times New Roman" w:cs="Times New Roman"/>
+        </w:rPr>
+        <w:t>cur</w:t>
       </w:r>
       <w:r>
         <w:rPr>
@@ -752,11 +831,19 @@
         </w:rPr>
         <w:t>rent_left</w:t>
       </w:r>
-      <w:r>
-        <w:rPr>
-          <w:rFonts w:ascii="Times New Roman" w:hAnsi="Times New Roman" w:cs="Times New Roman"/>
-        </w:rPr>
-        <w:t>, cur</w:t>
+      <w:proofErr w:type="spellEnd"/>
+      <w:r>
+        <w:rPr>
+          <w:rFonts w:ascii="Times New Roman" w:hAnsi="Times New Roman" w:cs="Times New Roman"/>
+        </w:rPr>
+        <w:t xml:space="preserve">, </w:t>
+      </w:r>
+      <w:proofErr w:type="spellStart"/>
+      <w:r>
+        <w:rPr>
+          <w:rFonts w:ascii="Times New Roman" w:hAnsi="Times New Roman" w:cs="Times New Roman"/>
+        </w:rPr>
+        <w:t>cur</w:t>
       </w:r>
       <w:r>
         <w:rPr>
@@ -764,6 +851,7 @@
         </w:rPr>
         <w:t>rent_right</w:t>
       </w:r>
+      <w:proofErr w:type="spellEnd"/>
       <w:r>
         <w:rPr>
           <w:rFonts w:ascii="Times New Roman" w:hAnsi="Times New Roman" w:cs="Times New Roman"/>
@@ -774,7 +862,28 @@
         <w:rPr>
           <w:rFonts w:ascii="Times New Roman" w:hAnsi="Times New Roman" w:cs="Times New Roman"/>
         </w:rPr>
-        <w:t xml:space="preserve"> As we solve each query we increment cur</w:t>
+        <w:t xml:space="preserve"> As we solve each </w:t>
+      </w:r>
+      <w:proofErr w:type="gramStart"/>
+      <w:r>
+        <w:rPr>
+          <w:rFonts w:ascii="Times New Roman" w:hAnsi="Times New Roman" w:cs="Times New Roman"/>
+        </w:rPr>
+        <w:t>query</w:t>
+      </w:r>
+      <w:proofErr w:type="gramEnd"/>
+      <w:r>
+        <w:rPr>
+          <w:rFonts w:ascii="Times New Roman" w:hAnsi="Times New Roman" w:cs="Times New Roman"/>
+        </w:rPr>
+        <w:t xml:space="preserve"> we increment </w:t>
+      </w:r>
+      <w:proofErr w:type="spellStart"/>
+      <w:r>
+        <w:rPr>
+          <w:rFonts w:ascii="Times New Roman" w:hAnsi="Times New Roman" w:cs="Times New Roman"/>
+        </w:rPr>
+        <w:t>cur</w:t>
       </w:r>
       <w:r>
         <w:rPr>
@@ -782,11 +891,19 @@
         </w:rPr>
         <w:t>rent_left</w:t>
       </w:r>
-      <w:r>
-        <w:rPr>
-          <w:rFonts w:ascii="Times New Roman" w:hAnsi="Times New Roman" w:cs="Times New Roman"/>
-        </w:rPr>
-        <w:t xml:space="preserve"> and cur</w:t>
+      <w:proofErr w:type="spellEnd"/>
+      <w:r>
+        <w:rPr>
+          <w:rFonts w:ascii="Times New Roman" w:hAnsi="Times New Roman" w:cs="Times New Roman"/>
+        </w:rPr>
+        <w:t xml:space="preserve"> and </w:t>
+      </w:r>
+      <w:proofErr w:type="spellStart"/>
+      <w:r>
+        <w:rPr>
+          <w:rFonts w:ascii="Times New Roman" w:hAnsi="Times New Roman" w:cs="Times New Roman"/>
+        </w:rPr>
+        <w:t>cur</w:t>
       </w:r>
       <w:r>
         <w:rPr>
@@ -794,6 +911,7 @@
         </w:rPr>
         <w:t>rent_right</w:t>
       </w:r>
+      <w:proofErr w:type="spellEnd"/>
       <w:r>
         <w:rPr>
           <w:rFonts w:ascii="Times New Roman" w:hAnsi="Times New Roman" w:cs="Times New Roman"/>
@@ -804,7 +922,14 @@
         <w:rPr>
           <w:rFonts w:ascii="Times New Roman" w:hAnsi="Times New Roman" w:cs="Times New Roman"/>
         </w:rPr>
-        <w:t xml:space="preserve"> When cur</w:t>
+        <w:t xml:space="preserve"> When </w:t>
+      </w:r>
+      <w:proofErr w:type="spellStart"/>
+      <w:r>
+        <w:rPr>
+          <w:rFonts w:ascii="Times New Roman" w:hAnsi="Times New Roman" w:cs="Times New Roman"/>
+        </w:rPr>
+        <w:t>cur</w:t>
       </w:r>
       <w:r>
         <w:rPr>
@@ -812,18 +937,26 @@
         </w:rPr>
         <w:t>rent_left</w:t>
       </w:r>
-      <w:r>
-        <w:rPr>
-          <w:rFonts w:ascii="Times New Roman" w:hAnsi="Times New Roman" w:cs="Times New Roman"/>
-        </w:rPr>
-        <w:t xml:space="preserve"> is incremented, </w:t>
+      <w:proofErr w:type="spellEnd"/>
+      <w:r>
+        <w:rPr>
+          <w:rFonts w:ascii="Times New Roman" w:hAnsi="Times New Roman" w:cs="Times New Roman"/>
+        </w:rPr>
+        <w:t xml:space="preserve"> is </w:t>
       </w:r>
       <w:r>
         <w:rPr>
           <w:rFonts w:ascii="Times New Roman" w:hAnsi="Times New Roman" w:cs="Times New Roman"/>
         </w:rPr>
         <w:lastRenderedPageBreak/>
-        <w:t>the index that left the range (old cur</w:t>
+        <w:t xml:space="preserve">incremented, the index that left the range (old </w:t>
+      </w:r>
+      <w:proofErr w:type="spellStart"/>
+      <w:r>
+        <w:rPr>
+          <w:rFonts w:ascii="Times New Roman" w:hAnsi="Times New Roman" w:cs="Times New Roman"/>
+        </w:rPr>
+        <w:t>cur</w:t>
       </w:r>
       <w:r>
         <w:rPr>
@@ -831,6 +964,7 @@
         </w:rPr>
         <w:t>rent_left</w:t>
       </w:r>
+      <w:proofErr w:type="spellEnd"/>
       <w:r>
         <w:rPr>
           <w:rFonts w:ascii="Times New Roman" w:hAnsi="Times New Roman" w:cs="Times New Roman"/>
@@ -841,7 +975,14 @@
         <w:rPr>
           <w:rFonts w:ascii="Times New Roman" w:hAnsi="Times New Roman" w:cs="Times New Roman"/>
         </w:rPr>
-        <w:t xml:space="preserve"> When cur</w:t>
+        <w:t xml:space="preserve"> When </w:t>
+      </w:r>
+      <w:proofErr w:type="spellStart"/>
+      <w:r>
+        <w:rPr>
+          <w:rFonts w:ascii="Times New Roman" w:hAnsi="Times New Roman" w:cs="Times New Roman"/>
+        </w:rPr>
+        <w:t>cur</w:t>
       </w:r>
       <w:r>
         <w:rPr>
@@ -849,11 +990,31 @@
         </w:rPr>
         <w:t>rent_right</w:t>
       </w:r>
-      <w:r>
-        <w:rPr>
-          <w:rFonts w:ascii="Times New Roman" w:hAnsi="Times New Roman" w:cs="Times New Roman"/>
-        </w:rPr>
-        <w:t xml:space="preserve"> is incremented, the index that join the range (new cur</w:t>
+      <w:proofErr w:type="spellEnd"/>
+      <w:r>
+        <w:rPr>
+          <w:rFonts w:ascii="Times New Roman" w:hAnsi="Times New Roman" w:cs="Times New Roman"/>
+        </w:rPr>
+        <w:t xml:space="preserve"> is incremented, the index that join</w:t>
+      </w:r>
+      <w:r>
+        <w:rPr>
+          <w:rFonts w:ascii="Times New Roman" w:hAnsi="Times New Roman" w:cs="Times New Roman"/>
+        </w:rPr>
+        <w:t>ed</w:t>
+      </w:r>
+      <w:r>
+        <w:rPr>
+          <w:rFonts w:ascii="Times New Roman" w:hAnsi="Times New Roman" w:cs="Times New Roman"/>
+        </w:rPr>
+        <w:t xml:space="preserve"> the range (new </w:t>
+      </w:r>
+      <w:proofErr w:type="spellStart"/>
+      <w:r>
+        <w:rPr>
+          <w:rFonts w:ascii="Times New Roman" w:hAnsi="Times New Roman" w:cs="Times New Roman"/>
+        </w:rPr>
+        <w:t>cur</w:t>
       </w:r>
       <w:r>
         <w:rPr>
@@ -861,6 +1022,7 @@
         </w:rPr>
         <w:t>rent_right</w:t>
       </w:r>
+      <w:proofErr w:type="spellEnd"/>
       <w:r>
         <w:rPr>
           <w:rFonts w:ascii="Times New Roman" w:hAnsi="Times New Roman" w:cs="Times New Roman"/>
@@ -877,7 +1039,21 @@
         <w:rPr>
           <w:rFonts w:ascii="Times New Roman" w:hAnsi="Times New Roman" w:cs="Times New Roman"/>
         </w:rPr>
-        <w:t>This means we do not have to recalculate the entire range, we can reuse from the past query and only update based on the difference</w:t>
+        <w:t xml:space="preserve">This means we do not have to recalculate the entire </w:t>
+      </w:r>
+      <w:proofErr w:type="gramStart"/>
+      <w:r>
+        <w:rPr>
+          <w:rFonts w:ascii="Times New Roman" w:hAnsi="Times New Roman" w:cs="Times New Roman"/>
+        </w:rPr>
+        <w:t>range,</w:t>
+      </w:r>
+      <w:proofErr w:type="gramEnd"/>
+      <w:r>
+        <w:rPr>
+          <w:rFonts w:ascii="Times New Roman" w:hAnsi="Times New Roman" w:cs="Times New Roman"/>
+        </w:rPr>
+        <w:t xml:space="preserve"> we can reuse from the past query and only update based on the difference</w:t>
       </w:r>
       <w:r>
         <w:rPr>
@@ -931,7 +1107,19 @@
         <w:rPr>
           <w:rFonts w:ascii="Times New Roman" w:hAnsi="Times New Roman" w:cs="Times New Roman"/>
         </w:rPr>
-        <w:t>The implementation has t</w:t>
+        <w:t xml:space="preserve">The implementation </w:t>
+      </w:r>
+      <w:r>
+        <w:rPr>
+          <w:rFonts w:ascii="Times New Roman" w:hAnsi="Times New Roman" w:cs="Times New Roman"/>
+        </w:rPr>
+        <w:t xml:space="preserve">of Mo’s Algorithm </w:t>
+      </w:r>
+      <w:r>
+        <w:rPr>
+          <w:rFonts w:ascii="Times New Roman" w:hAnsi="Times New Roman" w:cs="Times New Roman"/>
+        </w:rPr>
+        <w:t>has t</w:t>
       </w:r>
       <w:r>
         <w:rPr>
@@ -1021,7 +1209,19 @@
         <w:rPr>
           <w:rFonts w:ascii="Times New Roman" w:hAnsi="Times New Roman" w:cs="Times New Roman"/>
         </w:rPr>
-        <w:t>xecuting queries</w:t>
+        <w:t xml:space="preserve">xecuting </w:t>
+      </w:r>
+      <w:r>
+        <w:rPr>
+          <w:rFonts w:ascii="Times New Roman" w:hAnsi="Times New Roman" w:cs="Times New Roman"/>
+        </w:rPr>
+        <w:t xml:space="preserve">the </w:t>
+      </w:r>
+      <w:r>
+        <w:rPr>
+          <w:rFonts w:ascii="Times New Roman" w:hAnsi="Times New Roman" w:cs="Times New Roman"/>
+        </w:rPr>
+        <w:t>queries</w:t>
       </w:r>
     </w:p>
     <w:p>
@@ -1135,7 +1335,20 @@
           <w:rFonts w:ascii="Times New Roman" w:hAnsi="Times New Roman" w:cs="Times New Roman"/>
         </w:rPr>
         <w:tab/>
-        <w:t>idx: int</w:t>
+      </w:r>
+      <w:proofErr w:type="spellStart"/>
+      <w:r>
+        <w:rPr>
+          <w:rFonts w:ascii="Times New Roman" w:hAnsi="Times New Roman" w:cs="Times New Roman"/>
+        </w:rPr>
+        <w:t>idx</w:t>
+      </w:r>
+      <w:proofErr w:type="spellEnd"/>
+      <w:r>
+        <w:rPr>
+          <w:rFonts w:ascii="Times New Roman" w:hAnsi="Times New Roman" w:cs="Times New Roman"/>
+        </w:rPr>
+        <w:t>: int</w:t>
       </w:r>
     </w:p>
     <w:p>
@@ -1148,7 +1361,21 @@
         <w:rPr>
           <w:rFonts w:ascii="Times New Roman" w:hAnsi="Times New Roman" w:cs="Times New Roman"/>
         </w:rPr>
-        <w:t xml:space="preserve">The index idx is necessary to </w:t>
+        <w:t xml:space="preserve">The index </w:t>
+      </w:r>
+      <w:proofErr w:type="spellStart"/>
+      <w:r>
+        <w:rPr>
+          <w:rFonts w:ascii="Times New Roman" w:hAnsi="Times New Roman" w:cs="Times New Roman"/>
+        </w:rPr>
+        <w:t>idx</w:t>
+      </w:r>
+      <w:proofErr w:type="spellEnd"/>
+      <w:r>
+        <w:rPr>
+          <w:rFonts w:ascii="Times New Roman" w:hAnsi="Times New Roman" w:cs="Times New Roman"/>
+        </w:rPr>
+        <w:t xml:space="preserve"> is necessary to </w:t>
       </w:r>
       <w:r>
         <w:rPr>
@@ -1213,19 +1440,114 @@
         </w:rPr>
         <w:tab/>
       </w:r>
+      <w:proofErr w:type="spellStart"/>
+      <w:proofErr w:type="gramStart"/>
       <w:r>
         <w:rPr>
           <w:rFonts w:ascii="Times New Roman" w:hAnsi="Times New Roman" w:cs="Times New Roman"/>
           <w:lang w:val="fr-FR"/>
         </w:rPr>
-        <w:t>sqrt_n = int(math.ceil(math.sqrt(len(</w:t>
-      </w:r>
+        <w:t>sqrt</w:t>
+      </w:r>
+      <w:proofErr w:type="gramEnd"/>
       <w:r>
         <w:rPr>
           <w:rFonts w:ascii="Times New Roman" w:hAnsi="Times New Roman" w:cs="Times New Roman"/>
           <w:lang w:val="fr-FR"/>
         </w:rPr>
-        <w:t>array))))</w:t>
+        <w:t>_n</w:t>
+      </w:r>
+      <w:proofErr w:type="spellEnd"/>
+      <w:r>
+        <w:rPr>
+          <w:rFonts w:ascii="Times New Roman" w:hAnsi="Times New Roman" w:cs="Times New Roman"/>
+          <w:lang w:val="fr-FR"/>
+        </w:rPr>
+        <w:t xml:space="preserve"> = </w:t>
+      </w:r>
+      <w:proofErr w:type="spellStart"/>
+      <w:r>
+        <w:rPr>
+          <w:rFonts w:ascii="Times New Roman" w:hAnsi="Times New Roman" w:cs="Times New Roman"/>
+          <w:lang w:val="fr-FR"/>
+        </w:rPr>
+        <w:t>int</w:t>
+      </w:r>
+      <w:proofErr w:type="spellEnd"/>
+      <w:r>
+        <w:rPr>
+          <w:rFonts w:ascii="Times New Roman" w:hAnsi="Times New Roman" w:cs="Times New Roman"/>
+          <w:lang w:val="fr-FR"/>
+        </w:rPr>
+        <w:t>(</w:t>
+      </w:r>
+      <w:proofErr w:type="spellStart"/>
+      <w:proofErr w:type="gramStart"/>
+      <w:r>
+        <w:rPr>
+          <w:rFonts w:ascii="Times New Roman" w:hAnsi="Times New Roman" w:cs="Times New Roman"/>
+          <w:lang w:val="fr-FR"/>
+        </w:rPr>
+        <w:t>math.ceil</w:t>
+      </w:r>
+      <w:proofErr w:type="spellEnd"/>
+      <w:proofErr w:type="gramEnd"/>
+      <w:r>
+        <w:rPr>
+          <w:rFonts w:ascii="Times New Roman" w:hAnsi="Times New Roman" w:cs="Times New Roman"/>
+          <w:lang w:val="fr-FR"/>
+        </w:rPr>
+        <w:t>(</w:t>
+      </w:r>
+      <w:proofErr w:type="spellStart"/>
+      <w:proofErr w:type="gramStart"/>
+      <w:r>
+        <w:rPr>
+          <w:rFonts w:ascii="Times New Roman" w:hAnsi="Times New Roman" w:cs="Times New Roman"/>
+          <w:lang w:val="fr-FR"/>
+        </w:rPr>
+        <w:t>math.sqrt</w:t>
+      </w:r>
+      <w:proofErr w:type="spellEnd"/>
+      <w:proofErr w:type="gramEnd"/>
+      <w:r>
+        <w:rPr>
+          <w:rFonts w:ascii="Times New Roman" w:hAnsi="Times New Roman" w:cs="Times New Roman"/>
+          <w:lang w:val="fr-FR"/>
+        </w:rPr>
+        <w:t>(</w:t>
+      </w:r>
+      <w:proofErr w:type="spellStart"/>
+      <w:r>
+        <w:rPr>
+          <w:rFonts w:ascii="Times New Roman" w:hAnsi="Times New Roman" w:cs="Times New Roman"/>
+          <w:lang w:val="fr-FR"/>
+        </w:rPr>
+        <w:t>len</w:t>
+      </w:r>
+      <w:proofErr w:type="spellEnd"/>
+      <w:r>
+        <w:rPr>
+          <w:rFonts w:ascii="Times New Roman" w:hAnsi="Times New Roman" w:cs="Times New Roman"/>
+          <w:lang w:val="fr-FR"/>
+        </w:rPr>
+        <w:t>(</w:t>
+      </w:r>
+      <w:proofErr w:type="spellStart"/>
+      <w:r>
+        <w:rPr>
+          <w:rFonts w:ascii="Times New Roman" w:hAnsi="Times New Roman" w:cs="Times New Roman"/>
+          <w:lang w:val="fr-FR"/>
+        </w:rPr>
+        <w:t>array</w:t>
+      </w:r>
+      <w:proofErr w:type="spellEnd"/>
+      <w:r>
+        <w:rPr>
+          <w:rFonts w:ascii="Times New Roman" w:hAnsi="Times New Roman" w:cs="Times New Roman"/>
+          <w:lang w:val="fr-FR"/>
+        </w:rPr>
+        <w:t>))))</w:t>
       </w:r>
     </w:p>
     <w:p>
@@ -1252,7 +1574,34 @@
           <w:rFonts w:ascii="Times New Roman" w:hAnsi="Times New Roman" w:cs="Times New Roman"/>
         </w:rPr>
         <w:tab/>
-        <w:t>query_blocks = [[] for _ in range(sqrt_n)]</w:t>
+      </w:r>
+      <w:proofErr w:type="spellStart"/>
+      <w:r>
+        <w:rPr>
+          <w:rFonts w:ascii="Times New Roman" w:hAnsi="Times New Roman" w:cs="Times New Roman"/>
+        </w:rPr>
+        <w:t>query_blocks</w:t>
+      </w:r>
+      <w:proofErr w:type="spellEnd"/>
+      <w:r>
+        <w:rPr>
+          <w:rFonts w:ascii="Times New Roman" w:hAnsi="Times New Roman" w:cs="Times New Roman"/>
+        </w:rPr>
+        <w:t xml:space="preserve"> = [[] for _ in range(</w:t>
+      </w:r>
+      <w:proofErr w:type="spellStart"/>
+      <w:r>
+        <w:rPr>
+          <w:rFonts w:ascii="Times New Roman" w:hAnsi="Times New Roman" w:cs="Times New Roman"/>
+        </w:rPr>
+        <w:t>sqrt_n</w:t>
+      </w:r>
+      <w:proofErr w:type="spellEnd"/>
+      <w:r>
+        <w:rPr>
+          <w:rFonts w:ascii="Times New Roman" w:hAnsi="Times New Roman" w:cs="Times New Roman"/>
+        </w:rPr>
+        <w:t>)]</w:t>
       </w:r>
       <w:r>
         <w:rPr>
@@ -1265,7 +1614,21 @@
           <w:rFonts w:ascii="Times New Roman" w:hAnsi="Times New Roman" w:cs="Times New Roman"/>
         </w:rPr>
         <w:tab/>
-        <w:t>for I in range(num_queries):</w:t>
+        <w:t>for I in range(</w:t>
+      </w:r>
+      <w:proofErr w:type="spellStart"/>
+      <w:r>
+        <w:rPr>
+          <w:rFonts w:ascii="Times New Roman" w:hAnsi="Times New Roman" w:cs="Times New Roman"/>
+        </w:rPr>
+        <w:t>num_queries</w:t>
+      </w:r>
+      <w:proofErr w:type="spellEnd"/>
+      <w:r>
+        <w:rPr>
+          <w:rFonts w:ascii="Times New Roman" w:hAnsi="Times New Roman" w:cs="Times New Roman"/>
+        </w:rPr>
+        <w:t>):</w:t>
       </w:r>
       <w:r>
         <w:rPr>
@@ -1284,7 +1647,21 @@
           <w:rFonts w:ascii="Times New Roman" w:hAnsi="Times New Roman" w:cs="Times New Roman"/>
         </w:rPr>
         <w:tab/>
-        <w:t>left, right = [int(x) for x in input().split(“ “)]</w:t>
+        <w:t xml:space="preserve">left, right = [int(x) for x in </w:t>
+      </w:r>
+      <w:proofErr w:type="gramStart"/>
+      <w:r>
+        <w:rPr>
+          <w:rFonts w:ascii="Times New Roman" w:hAnsi="Times New Roman" w:cs="Times New Roman"/>
+        </w:rPr>
+        <w:t>input().split(“ “</w:t>
+      </w:r>
+      <w:proofErr w:type="gramEnd"/>
+      <w:r>
+        <w:rPr>
+          <w:rFonts w:ascii="Times New Roman" w:hAnsi="Times New Roman" w:cs="Times New Roman"/>
+        </w:rPr>
+        <w:t>)]</w:t>
       </w:r>
       <w:r>
         <w:rPr>
@@ -1303,7 +1680,64 @@
           <w:rFonts w:ascii="Times New Roman" w:hAnsi="Times New Roman" w:cs="Times New Roman"/>
         </w:rPr>
         <w:tab/>
-        <w:t>query_blocks[left//sqrt_n].append(Query(left,right,i))</w:t>
+      </w:r>
+      <w:proofErr w:type="spellStart"/>
+      <w:r>
+        <w:rPr>
+          <w:rFonts w:ascii="Times New Roman" w:hAnsi="Times New Roman" w:cs="Times New Roman"/>
+        </w:rPr>
+        <w:t>query_blocks</w:t>
+      </w:r>
+      <w:proofErr w:type="spellEnd"/>
+      <w:r>
+        <w:rPr>
+          <w:rFonts w:ascii="Times New Roman" w:hAnsi="Times New Roman" w:cs="Times New Roman"/>
+        </w:rPr>
+        <w:t>[left//</w:t>
+      </w:r>
+      <w:proofErr w:type="spellStart"/>
+      <w:r>
+        <w:rPr>
+          <w:rFonts w:ascii="Times New Roman" w:hAnsi="Times New Roman" w:cs="Times New Roman"/>
+        </w:rPr>
+        <w:t>sqrt_n</w:t>
+      </w:r>
+      <w:proofErr w:type="spellEnd"/>
+      <w:proofErr w:type="gramStart"/>
+      <w:r>
+        <w:rPr>
+          <w:rFonts w:ascii="Times New Roman" w:hAnsi="Times New Roman" w:cs="Times New Roman"/>
+        </w:rPr>
+        <w:t>].append</w:t>
+      </w:r>
+      <w:proofErr w:type="gramEnd"/>
+      <w:r>
+        <w:rPr>
+          <w:rFonts w:ascii="Times New Roman" w:hAnsi="Times New Roman" w:cs="Times New Roman"/>
+        </w:rPr>
+        <w:t>(Query(</w:t>
+      </w:r>
+      <w:proofErr w:type="spellStart"/>
+      <w:proofErr w:type="gramStart"/>
+      <w:r>
+        <w:rPr>
+          <w:rFonts w:ascii="Times New Roman" w:hAnsi="Times New Roman" w:cs="Times New Roman"/>
+        </w:rPr>
+        <w:t>left,right</w:t>
+      </w:r>
+      <w:proofErr w:type="gramEnd"/>
+      <w:r>
+        <w:rPr>
+          <w:rFonts w:ascii="Times New Roman" w:hAnsi="Times New Roman" w:cs="Times New Roman"/>
+        </w:rPr>
+        <w:t>,i</w:t>
+      </w:r>
+      <w:proofErr w:type="spellEnd"/>
+      <w:r>
+        <w:rPr>
+          <w:rFonts w:ascii="Times New Roman" w:hAnsi="Times New Roman" w:cs="Times New Roman"/>
+        </w:rPr>
+        <w:t>))</w:t>
       </w:r>
     </w:p>
     <w:p>
@@ -1331,13 +1765,27 @@
         <w:rPr>
           <w:rFonts w:ascii="Times New Roman" w:hAnsi="Times New Roman" w:cs="Times New Roman"/>
         </w:rPr>
-        <w:t>The queries are first added to buckets based on the block of the left index</w:t>
-      </w:r>
-      <w:r>
-        <w:rPr>
-          <w:rFonts w:ascii="Times New Roman" w:hAnsi="Times New Roman" w:cs="Times New Roman"/>
-        </w:rPr>
-        <w:t>, and then sorted per bucket according to lowest right index.</w:t>
+        <w:t xml:space="preserve">The queries are first added to buckets based on the block of the left </w:t>
+      </w:r>
+      <w:proofErr w:type="gramStart"/>
+      <w:r>
+        <w:rPr>
+          <w:rFonts w:ascii="Times New Roman" w:hAnsi="Times New Roman" w:cs="Times New Roman"/>
+        </w:rPr>
+        <w:t>index</w:t>
+      </w:r>
+      <w:r>
+        <w:rPr>
+          <w:rFonts w:ascii="Times New Roman" w:hAnsi="Times New Roman" w:cs="Times New Roman"/>
+        </w:rPr>
+        <w:t>, and</w:t>
+      </w:r>
+      <w:proofErr w:type="gramEnd"/>
+      <w:r>
+        <w:rPr>
+          <w:rFonts w:ascii="Times New Roman" w:hAnsi="Times New Roman" w:cs="Times New Roman"/>
+        </w:rPr>
+        <w:t xml:space="preserve"> then sorted per bucket according to lowest right index.</w:t>
       </w:r>
     </w:p>
     <w:p>
@@ -1389,7 +1837,21 @@
         <w:rPr>
           <w:rFonts w:ascii="Times New Roman" w:hAnsi="Times New Roman" w:cs="Times New Roman"/>
         </w:rPr>
-        <w:t>for query in sorted_queries:</w:t>
+        <w:t xml:space="preserve">for query in </w:t>
+      </w:r>
+      <w:proofErr w:type="spellStart"/>
+      <w:r>
+        <w:rPr>
+          <w:rFonts w:ascii="Times New Roman" w:hAnsi="Times New Roman" w:cs="Times New Roman"/>
+        </w:rPr>
+        <w:t>sorted_queries</w:t>
+      </w:r>
+      <w:proofErr w:type="spellEnd"/>
+      <w:r>
+        <w:rPr>
+          <w:rFonts w:ascii="Times New Roman" w:hAnsi="Times New Roman" w:cs="Times New Roman"/>
+        </w:rPr>
+        <w:t>:</w:t>
       </w:r>
       <w:r>
         <w:rPr>
@@ -1408,7 +1870,35 @@
           <w:rFonts w:ascii="Times New Roman" w:hAnsi="Times New Roman" w:cs="Times New Roman"/>
         </w:rPr>
         <w:tab/>
-        <w:t>while current_left &gt; query.left:</w:t>
+        <w:t xml:space="preserve">while </w:t>
+      </w:r>
+      <w:proofErr w:type="spellStart"/>
+      <w:r>
+        <w:rPr>
+          <w:rFonts w:ascii="Times New Roman" w:hAnsi="Times New Roman" w:cs="Times New Roman"/>
+        </w:rPr>
+        <w:t>current_left</w:t>
+      </w:r>
+      <w:proofErr w:type="spellEnd"/>
+      <w:r>
+        <w:rPr>
+          <w:rFonts w:ascii="Times New Roman" w:hAnsi="Times New Roman" w:cs="Times New Roman"/>
+        </w:rPr>
+        <w:t xml:space="preserve"> &gt; </w:t>
+      </w:r>
+      <w:proofErr w:type="spellStart"/>
+      <w:r>
+        <w:rPr>
+          <w:rFonts w:ascii="Times New Roman" w:hAnsi="Times New Roman" w:cs="Times New Roman"/>
+        </w:rPr>
+        <w:t>query.left</w:t>
+      </w:r>
+      <w:proofErr w:type="spellEnd"/>
+      <w:r>
+        <w:rPr>
+          <w:rFonts w:ascii="Times New Roman" w:hAnsi="Times New Roman" w:cs="Times New Roman"/>
+        </w:rPr>
+        <w:t>:</w:t>
       </w:r>
       <w:r>
         <w:rPr>
@@ -1433,7 +1923,20 @@
           <w:rFonts w:ascii="Times New Roman" w:hAnsi="Times New Roman" w:cs="Times New Roman"/>
         </w:rPr>
         <w:tab/>
-        <w:t>current_left-=1</w:t>
+      </w:r>
+      <w:proofErr w:type="spellStart"/>
+      <w:r>
+        <w:rPr>
+          <w:rFonts w:ascii="Times New Roman" w:hAnsi="Times New Roman" w:cs="Times New Roman"/>
+        </w:rPr>
+        <w:t>current_left</w:t>
+      </w:r>
+      <w:proofErr w:type="spellEnd"/>
+      <w:r>
+        <w:rPr>
+          <w:rFonts w:ascii="Times New Roman" w:hAnsi="Times New Roman" w:cs="Times New Roman"/>
+        </w:rPr>
+        <w:t>-=1</w:t>
       </w:r>
       <w:r>
         <w:rPr>
@@ -1458,7 +1961,21 @@
           <w:rFonts w:ascii="Times New Roman" w:hAnsi="Times New Roman" w:cs="Times New Roman"/>
         </w:rPr>
         <w:tab/>
-        <w:t>add(current_left)</w:t>
+        <w:t>add(</w:t>
+      </w:r>
+      <w:proofErr w:type="spellStart"/>
+      <w:r>
+        <w:rPr>
+          <w:rFonts w:ascii="Times New Roman" w:hAnsi="Times New Roman" w:cs="Times New Roman"/>
+        </w:rPr>
+        <w:t>current_left</w:t>
+      </w:r>
+      <w:proofErr w:type="spellEnd"/>
+      <w:r>
+        <w:rPr>
+          <w:rFonts w:ascii="Times New Roman" w:hAnsi="Times New Roman" w:cs="Times New Roman"/>
+        </w:rPr>
+        <w:t>)</w:t>
       </w:r>
       <w:r>
         <w:rPr>
@@ -1477,7 +1994,35 @@
           <w:rFonts w:ascii="Times New Roman" w:hAnsi="Times New Roman" w:cs="Times New Roman"/>
         </w:rPr>
         <w:tab/>
-        <w:t>while current_right &lt; query.right:</w:t>
+        <w:t xml:space="preserve">while </w:t>
+      </w:r>
+      <w:proofErr w:type="spellStart"/>
+      <w:r>
+        <w:rPr>
+          <w:rFonts w:ascii="Times New Roman" w:hAnsi="Times New Roman" w:cs="Times New Roman"/>
+        </w:rPr>
+        <w:t>current_right</w:t>
+      </w:r>
+      <w:proofErr w:type="spellEnd"/>
+      <w:r>
+        <w:rPr>
+          <w:rFonts w:ascii="Times New Roman" w:hAnsi="Times New Roman" w:cs="Times New Roman"/>
+        </w:rPr>
+        <w:t xml:space="preserve"> &lt; </w:t>
+      </w:r>
+      <w:proofErr w:type="spellStart"/>
+      <w:r>
+        <w:rPr>
+          <w:rFonts w:ascii="Times New Roman" w:hAnsi="Times New Roman" w:cs="Times New Roman"/>
+        </w:rPr>
+        <w:t>query.right</w:t>
+      </w:r>
+      <w:proofErr w:type="spellEnd"/>
+      <w:r>
+        <w:rPr>
+          <w:rFonts w:ascii="Times New Roman" w:hAnsi="Times New Roman" w:cs="Times New Roman"/>
+        </w:rPr>
+        <w:t>:</w:t>
       </w:r>
       <w:r>
         <w:rPr>
@@ -1502,7 +2047,20 @@
           <w:rFonts w:ascii="Times New Roman" w:hAnsi="Times New Roman" w:cs="Times New Roman"/>
         </w:rPr>
         <w:tab/>
-        <w:t>current_right+=1</w:t>
+      </w:r>
+      <w:proofErr w:type="spellStart"/>
+      <w:r>
+        <w:rPr>
+          <w:rFonts w:ascii="Times New Roman" w:hAnsi="Times New Roman" w:cs="Times New Roman"/>
+        </w:rPr>
+        <w:t>current_right</w:t>
+      </w:r>
+      <w:proofErr w:type="spellEnd"/>
+      <w:r>
+        <w:rPr>
+          <w:rFonts w:ascii="Times New Roman" w:hAnsi="Times New Roman" w:cs="Times New Roman"/>
+        </w:rPr>
+        <w:t>+=1</w:t>
       </w:r>
       <w:r>
         <w:rPr>
@@ -1527,7 +2085,21 @@
           <w:rFonts w:ascii="Times New Roman" w:hAnsi="Times New Roman" w:cs="Times New Roman"/>
         </w:rPr>
         <w:tab/>
-        <w:t>add(current_right)</w:t>
+        <w:t>add(</w:t>
+      </w:r>
+      <w:proofErr w:type="spellStart"/>
+      <w:r>
+        <w:rPr>
+          <w:rFonts w:ascii="Times New Roman" w:hAnsi="Times New Roman" w:cs="Times New Roman"/>
+        </w:rPr>
+        <w:t>current_right</w:t>
+      </w:r>
+      <w:proofErr w:type="spellEnd"/>
+      <w:r>
+        <w:rPr>
+          <w:rFonts w:ascii="Times New Roman" w:hAnsi="Times New Roman" w:cs="Times New Roman"/>
+        </w:rPr>
+        <w:t>)</w:t>
       </w:r>
       <w:r>
         <w:rPr>
@@ -1546,7 +2118,35 @@
           <w:rFonts w:ascii="Times New Roman" w:hAnsi="Times New Roman" w:cs="Times New Roman"/>
         </w:rPr>
         <w:tab/>
-        <w:t>while current_left &lt; query.left:</w:t>
+        <w:t xml:space="preserve">while </w:t>
+      </w:r>
+      <w:proofErr w:type="spellStart"/>
+      <w:r>
+        <w:rPr>
+          <w:rFonts w:ascii="Times New Roman" w:hAnsi="Times New Roman" w:cs="Times New Roman"/>
+        </w:rPr>
+        <w:t>current_left</w:t>
+      </w:r>
+      <w:proofErr w:type="spellEnd"/>
+      <w:r>
+        <w:rPr>
+          <w:rFonts w:ascii="Times New Roman" w:hAnsi="Times New Roman" w:cs="Times New Roman"/>
+        </w:rPr>
+        <w:t xml:space="preserve"> &lt; </w:t>
+      </w:r>
+      <w:proofErr w:type="spellStart"/>
+      <w:r>
+        <w:rPr>
+          <w:rFonts w:ascii="Times New Roman" w:hAnsi="Times New Roman" w:cs="Times New Roman"/>
+        </w:rPr>
+        <w:t>query.left</w:t>
+      </w:r>
+      <w:proofErr w:type="spellEnd"/>
+      <w:r>
+        <w:rPr>
+          <w:rFonts w:ascii="Times New Roman" w:hAnsi="Times New Roman" w:cs="Times New Roman"/>
+        </w:rPr>
+        <w:t>:</w:t>
       </w:r>
       <w:r>
         <w:rPr>
@@ -1571,7 +2171,21 @@
           <w:rFonts w:ascii="Times New Roman" w:hAnsi="Times New Roman" w:cs="Times New Roman"/>
         </w:rPr>
         <w:tab/>
-        <w:t>remove(current_left)</w:t>
+        <w:t>remove(</w:t>
+      </w:r>
+      <w:proofErr w:type="spellStart"/>
+      <w:r>
+        <w:rPr>
+          <w:rFonts w:ascii="Times New Roman" w:hAnsi="Times New Roman" w:cs="Times New Roman"/>
+        </w:rPr>
+        <w:t>current_left</w:t>
+      </w:r>
+      <w:proofErr w:type="spellEnd"/>
+      <w:r>
+        <w:rPr>
+          <w:rFonts w:ascii="Times New Roman" w:hAnsi="Times New Roman" w:cs="Times New Roman"/>
+        </w:rPr>
+        <w:t>)</w:t>
       </w:r>
       <w:r>
         <w:rPr>
@@ -1596,7 +2210,20 @@
           <w:rFonts w:ascii="Times New Roman" w:hAnsi="Times New Roman" w:cs="Times New Roman"/>
         </w:rPr>
         <w:tab/>
-        <w:t>current_left+=1</w:t>
+      </w:r>
+      <w:proofErr w:type="spellStart"/>
+      <w:r>
+        <w:rPr>
+          <w:rFonts w:ascii="Times New Roman" w:hAnsi="Times New Roman" w:cs="Times New Roman"/>
+        </w:rPr>
+        <w:t>current_left</w:t>
+      </w:r>
+      <w:proofErr w:type="spellEnd"/>
+      <w:r>
+        <w:rPr>
+          <w:rFonts w:ascii="Times New Roman" w:hAnsi="Times New Roman" w:cs="Times New Roman"/>
+        </w:rPr>
+        <w:t>+=1</w:t>
       </w:r>
       <w:r>
         <w:rPr>
@@ -1615,7 +2242,35 @@
           <w:rFonts w:ascii="Times New Roman" w:hAnsi="Times New Roman" w:cs="Times New Roman"/>
         </w:rPr>
         <w:tab/>
-        <w:t>while current_right &gt; query.right:</w:t>
+        <w:t xml:space="preserve">while </w:t>
+      </w:r>
+      <w:proofErr w:type="spellStart"/>
+      <w:r>
+        <w:rPr>
+          <w:rFonts w:ascii="Times New Roman" w:hAnsi="Times New Roman" w:cs="Times New Roman"/>
+        </w:rPr>
+        <w:t>current_right</w:t>
+      </w:r>
+      <w:proofErr w:type="spellEnd"/>
+      <w:r>
+        <w:rPr>
+          <w:rFonts w:ascii="Times New Roman" w:hAnsi="Times New Roman" w:cs="Times New Roman"/>
+        </w:rPr>
+        <w:t xml:space="preserve"> &gt; </w:t>
+      </w:r>
+      <w:proofErr w:type="spellStart"/>
+      <w:r>
+        <w:rPr>
+          <w:rFonts w:ascii="Times New Roman" w:hAnsi="Times New Roman" w:cs="Times New Roman"/>
+        </w:rPr>
+        <w:t>query.right</w:t>
+      </w:r>
+      <w:proofErr w:type="spellEnd"/>
+      <w:r>
+        <w:rPr>
+          <w:rFonts w:ascii="Times New Roman" w:hAnsi="Times New Roman" w:cs="Times New Roman"/>
+        </w:rPr>
+        <w:t>:</w:t>
       </w:r>
       <w:r>
         <w:rPr>
@@ -1640,7 +2295,21 @@
           <w:rFonts w:ascii="Times New Roman" w:hAnsi="Times New Roman" w:cs="Times New Roman"/>
         </w:rPr>
         <w:tab/>
-        <w:t>remove(current_right)</w:t>
+        <w:t>remove(</w:t>
+      </w:r>
+      <w:proofErr w:type="spellStart"/>
+      <w:r>
+        <w:rPr>
+          <w:rFonts w:ascii="Times New Roman" w:hAnsi="Times New Roman" w:cs="Times New Roman"/>
+        </w:rPr>
+        <w:t>current_right</w:t>
+      </w:r>
+      <w:proofErr w:type="spellEnd"/>
+      <w:r>
+        <w:rPr>
+          <w:rFonts w:ascii="Times New Roman" w:hAnsi="Times New Roman" w:cs="Times New Roman"/>
+        </w:rPr>
+        <w:t>)</w:t>
       </w:r>
       <w:r>
         <w:rPr>
@@ -1665,7 +2334,20 @@
           <w:rFonts w:ascii="Times New Roman" w:hAnsi="Times New Roman" w:cs="Times New Roman"/>
         </w:rPr>
         <w:tab/>
-        <w:t>current_right-=1</w:t>
+      </w:r>
+      <w:proofErr w:type="spellStart"/>
+      <w:r>
+        <w:rPr>
+          <w:rFonts w:ascii="Times New Roman" w:hAnsi="Times New Roman" w:cs="Times New Roman"/>
+        </w:rPr>
+        <w:t>current_right</w:t>
+      </w:r>
+      <w:proofErr w:type="spellEnd"/>
+      <w:r>
+        <w:rPr>
+          <w:rFonts w:ascii="Times New Roman" w:hAnsi="Times New Roman" w:cs="Times New Roman"/>
+        </w:rPr>
+        <w:t>-=1</w:t>
       </w:r>
       <w:r>
         <w:rPr>
@@ -1691,7 +2373,35 @@
         <w:rPr>
           <w:rFonts w:ascii="Times New Roman" w:hAnsi="Times New Roman" w:cs="Times New Roman"/>
         </w:rPr>
-        <w:t xml:space="preserve">The add() and remove() functions can be </w:t>
+        <w:t xml:space="preserve">The </w:t>
+      </w:r>
+      <w:proofErr w:type="gramStart"/>
+      <w:r>
+        <w:rPr>
+          <w:rFonts w:ascii="Times New Roman" w:hAnsi="Times New Roman" w:cs="Times New Roman"/>
+        </w:rPr>
+        <w:t>add(</w:t>
+      </w:r>
+      <w:proofErr w:type="gramEnd"/>
+      <w:r>
+        <w:rPr>
+          <w:rFonts w:ascii="Times New Roman" w:hAnsi="Times New Roman" w:cs="Times New Roman"/>
+        </w:rPr>
+        <w:t xml:space="preserve">) and </w:t>
+      </w:r>
+      <w:proofErr w:type="gramStart"/>
+      <w:r>
+        <w:rPr>
+          <w:rFonts w:ascii="Times New Roman" w:hAnsi="Times New Roman" w:cs="Times New Roman"/>
+        </w:rPr>
+        <w:t>remove(</w:t>
+      </w:r>
+      <w:proofErr w:type="gramEnd"/>
+      <w:r>
+        <w:rPr>
+          <w:rFonts w:ascii="Times New Roman" w:hAnsi="Times New Roman" w:cs="Times New Roman"/>
+        </w:rPr>
+        <w:t xml:space="preserve">) functions can be </w:t>
       </w:r>
       <w:r>
         <w:rPr>
@@ -1748,11 +2458,19 @@
         </w:rPr>
         <w:t xml:space="preserve">total runtime of Mo’s Algorithm is </w:t>
       </w:r>
-      <w:r>
-        <w:rPr>
-          <w:rFonts w:ascii="Times New Roman" w:hAnsi="Times New Roman" w:cs="Times New Roman"/>
-        </w:rPr>
-        <w:t xml:space="preserve">O((N + Q) · √N). </w:t>
+      <w:proofErr w:type="gramStart"/>
+      <w:r>
+        <w:rPr>
+          <w:rFonts w:ascii="Times New Roman" w:hAnsi="Times New Roman" w:cs="Times New Roman"/>
+        </w:rPr>
+        <w:t>O(</w:t>
+      </w:r>
+      <w:proofErr w:type="gramEnd"/>
+      <w:r>
+        <w:rPr>
+          <w:rFonts w:ascii="Times New Roman" w:hAnsi="Times New Roman" w:cs="Times New Roman"/>
+        </w:rPr>
+        <w:t xml:space="preserve">(N + Q) · √N). </w:t>
       </w:r>
       <w:r>
         <w:rPr>
@@ -1770,7 +2488,14 @@
         <w:rPr>
           <w:rFonts w:ascii="Times New Roman" w:hAnsi="Times New Roman" w:cs="Times New Roman"/>
         </w:rPr>
-        <w:t xml:space="preserve"> Updating cur</w:t>
+        <w:t xml:space="preserve"> Updating </w:t>
+      </w:r>
+      <w:proofErr w:type="spellStart"/>
+      <w:r>
+        <w:rPr>
+          <w:rFonts w:ascii="Times New Roman" w:hAnsi="Times New Roman" w:cs="Times New Roman"/>
+        </w:rPr>
+        <w:t>cur</w:t>
       </w:r>
       <w:r>
         <w:rPr>
@@ -1778,11 +2503,26 @@
         </w:rPr>
         <w:t>rent_left</w:t>
       </w:r>
-      <w:r>
-        <w:rPr>
-          <w:rFonts w:ascii="Times New Roman" w:hAnsi="Times New Roman" w:cs="Times New Roman"/>
-        </w:rPr>
-        <w:t xml:space="preserve"> is O(Q</w:t>
+      <w:proofErr w:type="spellEnd"/>
+      <w:r>
+        <w:rPr>
+          <w:rFonts w:ascii="Times New Roman" w:hAnsi="Times New Roman" w:cs="Times New Roman"/>
+        </w:rPr>
+        <w:t xml:space="preserve"> is </w:t>
+      </w:r>
+      <w:proofErr w:type="gramStart"/>
+      <w:r>
+        <w:rPr>
+          <w:rFonts w:ascii="Times New Roman" w:hAnsi="Times New Roman" w:cs="Times New Roman"/>
+        </w:rPr>
+        <w:t>O(</w:t>
+      </w:r>
+      <w:proofErr w:type="gramEnd"/>
+      <w:r>
+        <w:rPr>
+          <w:rFonts w:ascii="Times New Roman" w:hAnsi="Times New Roman" w:cs="Times New Roman"/>
+        </w:rPr>
+        <w:t>Q</w:t>
       </w:r>
       <w:r>
         <w:rPr>
@@ -1818,7 +2558,14 @@
         <w:rPr>
           <w:rFonts w:ascii="Times New Roman" w:hAnsi="Times New Roman" w:cs="Times New Roman"/>
         </w:rPr>
-        <w:t xml:space="preserve"> and updating cur</w:t>
+        <w:t xml:space="preserve"> and updating </w:t>
+      </w:r>
+      <w:proofErr w:type="spellStart"/>
+      <w:r>
+        <w:rPr>
+          <w:rFonts w:ascii="Times New Roman" w:hAnsi="Times New Roman" w:cs="Times New Roman"/>
+        </w:rPr>
+        <w:t>cur</w:t>
       </w:r>
       <w:r>
         <w:rPr>
@@ -1826,6 +2573,7 @@
         </w:rPr>
         <w:t>rent_right</w:t>
       </w:r>
+      <w:proofErr w:type="spellEnd"/>
       <w:r>
         <w:rPr>
           <w:rFonts w:ascii="Times New Roman" w:hAnsi="Times New Roman" w:cs="Times New Roman"/>
@@ -1838,17 +2586,39 @@
         </w:rPr>
         <w:t xml:space="preserve"> </w:t>
       </w:r>
-      <w:r>
-        <w:rPr>
-          <w:rFonts w:ascii="Times New Roman" w:hAnsi="Times New Roman" w:cs="Times New Roman"/>
-        </w:rPr>
-        <w:t xml:space="preserve">O(N · √N) </w:t>
-      </w:r>
-      <w:r>
-        <w:rPr>
-          <w:rFonts w:ascii="Times New Roman" w:hAnsi="Times New Roman" w:cs="Times New Roman"/>
-        </w:rPr>
-        <w:t>and so the total work is O((N + Q) · √N)</w:t>
+      <w:proofErr w:type="gramStart"/>
+      <w:r>
+        <w:rPr>
+          <w:rFonts w:ascii="Times New Roman" w:hAnsi="Times New Roman" w:cs="Times New Roman"/>
+        </w:rPr>
+        <w:t>O(</w:t>
+      </w:r>
+      <w:proofErr w:type="gramEnd"/>
+      <w:r>
+        <w:rPr>
+          <w:rFonts w:ascii="Times New Roman" w:hAnsi="Times New Roman" w:cs="Times New Roman"/>
+        </w:rPr>
+        <w:t xml:space="preserve">N · √N) </w:t>
+      </w:r>
+      <w:r>
+        <w:rPr>
+          <w:rFonts w:ascii="Times New Roman" w:hAnsi="Times New Roman" w:cs="Times New Roman"/>
+        </w:rPr>
+        <w:t xml:space="preserve">and so the total work is </w:t>
+      </w:r>
+      <w:proofErr w:type="gramStart"/>
+      <w:r>
+        <w:rPr>
+          <w:rFonts w:ascii="Times New Roman" w:hAnsi="Times New Roman" w:cs="Times New Roman"/>
+        </w:rPr>
+        <w:t>O(</w:t>
+      </w:r>
+      <w:proofErr w:type="gramEnd"/>
+      <w:r>
+        <w:rPr>
+          <w:rFonts w:ascii="Times New Roman" w:hAnsi="Times New Roman" w:cs="Times New Roman"/>
+        </w:rPr>
+        <w:t>(N + Q) · √N)</w:t>
       </w:r>
     </w:p>
     <w:p>
@@ -1890,8 +2660,16 @@
         <w:rPr>
           <w:rFonts w:ascii="Times New Roman" w:hAnsi="Times New Roman" w:cs="Times New Roman"/>
         </w:rPr>
-        <w:t>The programming challenge we developed asks students to analyze network request</w:t>
-      </w:r>
+        <w:t xml:space="preserve">The programming challenge we developed asks students to analyze network </w:t>
+      </w:r>
+      <w:proofErr w:type="gramStart"/>
+      <w:r>
+        <w:rPr>
+          <w:rFonts w:ascii="Times New Roman" w:hAnsi="Times New Roman" w:cs="Times New Roman"/>
+        </w:rPr>
+        <w:t>request</w:t>
+      </w:r>
+      <w:proofErr w:type="gramEnd"/>
       <w:r>
         <w:rPr>
           <w:rFonts w:ascii="Times New Roman" w:hAnsi="Times New Roman" w:cs="Times New Roman"/>
@@ -1920,7 +2698,21 @@
         <w:rPr>
           <w:rFonts w:ascii="Times New Roman" w:hAnsi="Times New Roman" w:cs="Times New Roman"/>
         </w:rPr>
-        <w:t>iven a range [L, R] and a specific ID, return the frequency of that ID over the range, or the amount of times that ID shows up in the range.</w:t>
+        <w:t xml:space="preserve">iven a range [L, R] and a specific ID, return the frequency of that ID over the range, or the </w:t>
+      </w:r>
+      <w:proofErr w:type="gramStart"/>
+      <w:r>
+        <w:rPr>
+          <w:rFonts w:ascii="Times New Roman" w:hAnsi="Times New Roman" w:cs="Times New Roman"/>
+        </w:rPr>
+        <w:t>amount</w:t>
+      </w:r>
+      <w:proofErr w:type="gramEnd"/>
+      <w:r>
+        <w:rPr>
+          <w:rFonts w:ascii="Times New Roman" w:hAnsi="Times New Roman" w:cs="Times New Roman"/>
+        </w:rPr>
+        <w:t xml:space="preserve"> of times that ID shows up in the range.</w:t>
       </w:r>
       <w:r>
         <w:rPr>
@@ -1990,10 +2782,25 @@
           <w:rFonts w:ascii="Times New Roman" w:hAnsi="Times New Roman" w:cs="Times New Roman"/>
         </w:rPr>
       </w:pPr>
-      <w:r>
-        <w:rPr>
-          <w:rFonts w:ascii="Times New Roman" w:hAnsi="Times New Roman" w:cs="Times New Roman"/>
-        </w:rPr>
+    </w:p>
+    <w:p>
+      <w:pPr>
+        <w:rPr>
+          <w:rFonts w:ascii="Times New Roman" w:hAnsi="Times New Roman" w:cs="Times New Roman"/>
+        </w:rPr>
+      </w:pPr>
+    </w:p>
+    <w:p>
+      <w:pPr>
+        <w:rPr>
+          <w:rFonts w:ascii="Times New Roman" w:hAnsi="Times New Roman" w:cs="Times New Roman"/>
+        </w:rPr>
+      </w:pPr>
+      <w:r>
+        <w:rPr>
+          <w:rFonts w:ascii="Times New Roman" w:hAnsi="Times New Roman" w:cs="Times New Roman"/>
+        </w:rPr>
+        <w:lastRenderedPageBreak/>
         <w:t>Learning objectives</w:t>
       </w:r>
     </w:p>
@@ -2036,7 +2843,6 @@
         <w:rPr>
           <w:rFonts w:ascii="Times New Roman" w:hAnsi="Times New Roman" w:cs="Times New Roman"/>
         </w:rPr>
-        <w:lastRenderedPageBreak/>
         <w:t>Understand and implement Mo’s Algorithm, specifically why queries are rearranged to reduce total work</w:t>
       </w:r>
       <w:r>
@@ -2061,7 +2867,49 @@
         <w:rPr>
           <w:rFonts w:ascii="Times New Roman" w:hAnsi="Times New Roman" w:cs="Times New Roman"/>
         </w:rPr>
-        <w:t>Implement add() and remove() which can handle complex operations which shows the strength of Mo’s Algorithm.</w:t>
+        <w:t xml:space="preserve">Implement </w:t>
+      </w:r>
+      <w:proofErr w:type="gramStart"/>
+      <w:r>
+        <w:rPr>
+          <w:rFonts w:ascii="Times New Roman" w:hAnsi="Times New Roman" w:cs="Times New Roman"/>
+        </w:rPr>
+        <w:t>add(</w:t>
+      </w:r>
+      <w:proofErr w:type="gramEnd"/>
+      <w:r>
+        <w:rPr>
+          <w:rFonts w:ascii="Times New Roman" w:hAnsi="Times New Roman" w:cs="Times New Roman"/>
+        </w:rPr>
+        <w:t xml:space="preserve">) and </w:t>
+      </w:r>
+      <w:proofErr w:type="gramStart"/>
+      <w:r>
+        <w:rPr>
+          <w:rFonts w:ascii="Times New Roman" w:hAnsi="Times New Roman" w:cs="Times New Roman"/>
+        </w:rPr>
+        <w:t>remove(</w:t>
+      </w:r>
+      <w:proofErr w:type="gramEnd"/>
+      <w:r>
+        <w:rPr>
+          <w:rFonts w:ascii="Times New Roman" w:hAnsi="Times New Roman" w:cs="Times New Roman"/>
+        </w:rPr>
+        <w:t xml:space="preserve">) which can handle complex operations which </w:t>
+      </w:r>
+      <w:proofErr w:type="gramStart"/>
+      <w:r>
+        <w:rPr>
+          <w:rFonts w:ascii="Times New Roman" w:hAnsi="Times New Roman" w:cs="Times New Roman"/>
+        </w:rPr>
+        <w:t>shows</w:t>
+      </w:r>
+      <w:proofErr w:type="gramEnd"/>
+      <w:r>
+        <w:rPr>
+          <w:rFonts w:ascii="Times New Roman" w:hAnsi="Times New Roman" w:cs="Times New Roman"/>
+        </w:rPr>
+        <w:t xml:space="preserve"> the strength of Mo’s Algorithm.</w:t>
       </w:r>
     </w:p>
     <w:p>
@@ -2145,7 +2993,21 @@
         <w:rPr>
           <w:rFonts w:ascii="Times New Roman" w:hAnsi="Times New Roman" w:cs="Times New Roman"/>
         </w:rPr>
-        <w:t xml:space="preserve"> For the first query the student will map IDs to its frequency in current range.</w:t>
+        <w:t xml:space="preserve"> For the first query the student will map IDs to </w:t>
+      </w:r>
+      <w:proofErr w:type="gramStart"/>
+      <w:r>
+        <w:rPr>
+          <w:rFonts w:ascii="Times New Roman" w:hAnsi="Times New Roman" w:cs="Times New Roman"/>
+        </w:rPr>
+        <w:t>its</w:t>
+      </w:r>
+      <w:proofErr w:type="gramEnd"/>
+      <w:r>
+        <w:rPr>
+          <w:rFonts w:ascii="Times New Roman" w:hAnsi="Times New Roman" w:cs="Times New Roman"/>
+        </w:rPr>
+        <w:t xml:space="preserve"> frequency in current range.</w:t>
       </w:r>
       <w:r>
         <w:rPr>
@@ -2285,7 +3147,35 @@
         <w:rPr>
           <w:rFonts w:ascii="Times New Roman" w:hAnsi="Times New Roman" w:cs="Times New Roman"/>
         </w:rPr>
-        <w:t xml:space="preserve"> This is an opportunity to understand how Mo’s Algorithm sorts queries and also uses efficient add and remove operations.</w:t>
+        <w:t xml:space="preserve"> This is an opportunity to understand how Mo’s Algorithm </w:t>
+      </w:r>
+      <w:proofErr w:type="gramStart"/>
+      <w:r>
+        <w:rPr>
+          <w:rFonts w:ascii="Times New Roman" w:hAnsi="Times New Roman" w:cs="Times New Roman"/>
+        </w:rPr>
+        <w:t>sorts</w:t>
+      </w:r>
+      <w:proofErr w:type="gramEnd"/>
+      <w:r>
+        <w:rPr>
+          <w:rFonts w:ascii="Times New Roman" w:hAnsi="Times New Roman" w:cs="Times New Roman"/>
+        </w:rPr>
+        <w:t xml:space="preserve"> queries </w:t>
+      </w:r>
+      <w:proofErr w:type="gramStart"/>
+      <w:r>
+        <w:rPr>
+          <w:rFonts w:ascii="Times New Roman" w:hAnsi="Times New Roman" w:cs="Times New Roman"/>
+        </w:rPr>
+        <w:t>and also</w:t>
+      </w:r>
+      <w:proofErr w:type="gramEnd"/>
+      <w:r>
+        <w:rPr>
+          <w:rFonts w:ascii="Times New Roman" w:hAnsi="Times New Roman" w:cs="Times New Roman"/>
+        </w:rPr>
+        <w:t xml:space="preserve"> uses efficient add and remove operations.</w:t>
       </w:r>
     </w:p>
     <w:p>
